--- a/STOCK FLOW.docx
+++ b/STOCK FLOW.docx
@@ -228,7 +228,7 @@
             <wp:extent cx="3014663" cy="2490989"/>
             <wp:effectExtent b="0" l="0" r="0" t="0"/>
             <wp:wrapSquare wrapText="bothSides" distB="114300" distT="114300" distL="114300" distR="114300"/>
-            <wp:docPr id="3" name="image1.png"/>
+            <wp:docPr id="7" name="image1.png"/>
             <a:graphic>
               <a:graphicData uri="http://schemas.openxmlformats.org/drawingml/2006/picture">
                 <pic:pic>
@@ -600,7 +600,7 @@
             <wp:extent cx="2026227" cy="1671638"/>
             <wp:effectExtent b="0" l="0" r="0" t="0"/>
             <wp:wrapSquare wrapText="bothSides" distB="114300" distT="114300" distL="114300" distR="114300"/>
-            <wp:docPr id="2" name="image1.png"/>
+            <wp:docPr id="5" name="image1.png"/>
             <a:graphic>
               <a:graphicData uri="http://schemas.openxmlformats.org/drawingml/2006/picture">
                 <pic:pic>
@@ -984,7 +984,7 @@
       <w:pPr>
         <w:numPr>
           <w:ilvl w:val="0"/>
-          <w:numId w:val="15"/>
+          <w:numId w:val="18"/>
         </w:numPr>
         <w:spacing w:after="0" w:afterAutospacing="0" w:before="240" w:lineRule="auto"/>
         <w:ind w:left="720" w:hanging="360"/>
@@ -1008,7 +1008,7 @@
       <w:pPr>
         <w:numPr>
           <w:ilvl w:val="0"/>
-          <w:numId w:val="15"/>
+          <w:numId w:val="18"/>
         </w:numPr>
         <w:spacing w:after="0" w:afterAutospacing="0" w:before="0" w:beforeAutospacing="0" w:lineRule="auto"/>
         <w:ind w:left="720" w:hanging="360"/>
@@ -1032,7 +1032,7 @@
       <w:pPr>
         <w:numPr>
           <w:ilvl w:val="0"/>
-          <w:numId w:val="15"/>
+          <w:numId w:val="18"/>
         </w:numPr>
         <w:spacing w:after="240" w:before="0" w:beforeAutospacing="0" w:lineRule="auto"/>
         <w:ind w:left="720" w:hanging="360"/>
@@ -1103,7 +1103,7 @@
         <w:rPr>
           <w:rtl w:val="0"/>
         </w:rPr>
-        <w:t xml:space="preserve"> es la respuesta a la necesidad de modernización de la cadena de suministro minorista. Al mitigar el error humano y proporcionar una visibilidad 360° del almacén, la plataforma no solo ahorra dinero, sino que libera tiempo para que los dueños de negocios se enfoquen en lo más importante: el crecimiento y la atención al cliente. Stock Flow convierte los datos estáticos en un flujo dinámico de ventas, posicionándose como la herramienta definitiva para alcanzar la excelencia operativa en cualquier escala comercial.</w:t>
+        <w:t xml:space="preserve"> es la respuesta a la necesidad de modernización de la cadena de suministro minorista. Al mitigar el error humano y proporcionar una visibilidad 360° del almacén, la plataforma no solo ahorra dinero, sino que libera tiempo para que los dueños de negocios se enfoquen en lo más importante: el crecimiento y la atención al cliente. Stock Flow convierte los datos estáticos en un flujo dinámico de ventas, posicionándo como la herramienta definitiva para alcanzar la excelencia operativa en cualquier escala comercial.</w:t>
       </w:r>
       <w:r>
         <w:rPr>
@@ -1431,7 +1431,7 @@
       <w:pPr>
         <w:numPr>
           <w:ilvl w:val="0"/>
-          <w:numId w:val="16"/>
+          <w:numId w:val="20"/>
         </w:numPr>
         <w:spacing w:after="0" w:afterAutospacing="0" w:before="240" w:lineRule="auto"/>
         <w:ind w:left="720" w:hanging="360"/>
@@ -1455,7 +1455,7 @@
       <w:pPr>
         <w:numPr>
           <w:ilvl w:val="0"/>
-          <w:numId w:val="16"/>
+          <w:numId w:val="20"/>
         </w:numPr>
         <w:spacing w:after="0" w:afterAutospacing="0" w:before="0" w:beforeAutospacing="0" w:lineRule="auto"/>
         <w:ind w:left="720" w:hanging="360"/>
@@ -1479,7 +1479,7 @@
       <w:pPr>
         <w:numPr>
           <w:ilvl w:val="0"/>
-          <w:numId w:val="16"/>
+          <w:numId w:val="20"/>
         </w:numPr>
         <w:spacing w:after="0" w:afterAutospacing="0" w:before="0" w:beforeAutospacing="0" w:lineRule="auto"/>
         <w:ind w:left="720" w:hanging="360"/>
@@ -1503,7 +1503,7 @@
       <w:pPr>
         <w:numPr>
           <w:ilvl w:val="0"/>
-          <w:numId w:val="16"/>
+          <w:numId w:val="20"/>
         </w:numPr>
         <w:spacing w:after="0" w:afterAutospacing="0" w:before="0" w:beforeAutospacing="0" w:lineRule="auto"/>
         <w:ind w:left="720" w:hanging="360"/>
@@ -1527,7 +1527,7 @@
       <w:pPr>
         <w:numPr>
           <w:ilvl w:val="0"/>
-          <w:numId w:val="16"/>
+          <w:numId w:val="20"/>
         </w:numPr>
         <w:spacing w:after="0" w:afterAutospacing="0" w:before="0" w:beforeAutospacing="0" w:lineRule="auto"/>
         <w:ind w:left="720" w:hanging="360"/>
@@ -1551,7 +1551,7 @@
       <w:pPr>
         <w:numPr>
           <w:ilvl w:val="0"/>
-          <w:numId w:val="16"/>
+          <w:numId w:val="20"/>
         </w:numPr>
         <w:spacing w:after="0" w:afterAutospacing="0" w:before="0" w:beforeAutospacing="0" w:lineRule="auto"/>
         <w:ind w:left="720" w:hanging="360"/>
@@ -1575,7 +1575,7 @@
       <w:pPr>
         <w:numPr>
           <w:ilvl w:val="0"/>
-          <w:numId w:val="16"/>
+          <w:numId w:val="20"/>
         </w:numPr>
         <w:spacing w:after="240" w:before="0" w:beforeAutospacing="0" w:lineRule="auto"/>
         <w:ind w:left="720" w:hanging="360"/>
@@ -1968,7 +1968,7 @@
       <w:pPr>
         <w:numPr>
           <w:ilvl w:val="0"/>
-          <w:numId w:val="13"/>
+          <w:numId w:val="16"/>
         </w:numPr>
         <w:spacing w:after="0" w:afterAutospacing="0" w:before="240" w:lineRule="auto"/>
         <w:ind w:left="720" w:hanging="360"/>
@@ -1986,7 +1986,7 @@
       <w:pPr>
         <w:numPr>
           <w:ilvl w:val="1"/>
-          <w:numId w:val="13"/>
+          <w:numId w:val="16"/>
         </w:numPr>
         <w:spacing w:after="0" w:afterAutospacing="0" w:before="0" w:beforeAutospacing="0" w:lineRule="auto"/>
         <w:ind w:left="1440" w:hanging="360"/>
@@ -2030,7 +2030,7 @@
       <w:pPr>
         <w:numPr>
           <w:ilvl w:val="1"/>
-          <w:numId w:val="13"/>
+          <w:numId w:val="16"/>
         </w:numPr>
         <w:spacing w:after="0" w:afterAutospacing="0" w:before="0" w:beforeAutospacing="0" w:lineRule="auto"/>
         <w:ind w:left="1440" w:hanging="360"/>
@@ -2046,7 +2046,7 @@
       <w:pPr>
         <w:numPr>
           <w:ilvl w:val="1"/>
-          <w:numId w:val="13"/>
+          <w:numId w:val="16"/>
         </w:numPr>
         <w:spacing w:after="0" w:afterAutospacing="0" w:before="0" w:beforeAutospacing="0" w:lineRule="auto"/>
         <w:ind w:left="1440" w:hanging="360"/>
@@ -2062,7 +2062,7 @@
       <w:pPr>
         <w:numPr>
           <w:ilvl w:val="1"/>
-          <w:numId w:val="13"/>
+          <w:numId w:val="16"/>
         </w:numPr>
         <w:spacing w:after="0" w:afterAutospacing="0" w:before="0" w:beforeAutospacing="0" w:lineRule="auto"/>
         <w:ind w:left="1440" w:hanging="360"/>
@@ -2092,7 +2092,7 @@
       <w:pPr>
         <w:numPr>
           <w:ilvl w:val="0"/>
-          <w:numId w:val="13"/>
+          <w:numId w:val="16"/>
         </w:numPr>
         <w:spacing w:after="0" w:afterAutospacing="0" w:before="0" w:beforeAutospacing="0" w:lineRule="auto"/>
         <w:ind w:left="720" w:hanging="360"/>
@@ -2110,7 +2110,7 @@
       <w:pPr>
         <w:numPr>
           <w:ilvl w:val="1"/>
-          <w:numId w:val="13"/>
+          <w:numId w:val="16"/>
         </w:numPr>
         <w:spacing w:after="0" w:afterAutospacing="0" w:before="0" w:beforeAutospacing="0" w:lineRule="auto"/>
         <w:ind w:left="1440" w:hanging="360"/>
@@ -2154,7 +2154,7 @@
       <w:pPr>
         <w:numPr>
           <w:ilvl w:val="0"/>
-          <w:numId w:val="13"/>
+          <w:numId w:val="16"/>
         </w:numPr>
         <w:spacing w:after="0" w:afterAutospacing="0" w:before="0" w:beforeAutospacing="0" w:lineRule="auto"/>
         <w:ind w:left="720" w:hanging="360"/>
@@ -2172,7 +2172,7 @@
       <w:pPr>
         <w:numPr>
           <w:ilvl w:val="1"/>
-          <w:numId w:val="13"/>
+          <w:numId w:val="16"/>
         </w:numPr>
         <w:spacing w:after="240" w:before="0" w:beforeAutospacing="0" w:lineRule="auto"/>
         <w:ind w:left="1440" w:hanging="360"/>
@@ -3144,7 +3144,7 @@
       <w:pPr>
         <w:numPr>
           <w:ilvl w:val="0"/>
-          <w:numId w:val="12"/>
+          <w:numId w:val="15"/>
         </w:numPr>
         <w:spacing w:after="0" w:afterAutospacing="0" w:before="240" w:lineRule="auto"/>
         <w:ind w:left="720" w:hanging="360"/>
@@ -3180,7 +3180,7 @@
       <w:pPr>
         <w:numPr>
           <w:ilvl w:val="1"/>
-          <w:numId w:val="12"/>
+          <w:numId w:val="15"/>
         </w:numPr>
         <w:spacing w:after="0" w:afterAutospacing="0" w:before="0" w:beforeAutospacing="0" w:lineRule="auto"/>
         <w:ind w:left="1440" w:hanging="360"/>
@@ -3204,7 +3204,7 @@
       <w:pPr>
         <w:numPr>
           <w:ilvl w:val="1"/>
-          <w:numId w:val="12"/>
+          <w:numId w:val="15"/>
         </w:numPr>
         <w:spacing w:after="0" w:afterAutospacing="0" w:before="0" w:beforeAutospacing="0" w:lineRule="auto"/>
         <w:ind w:left="1440" w:hanging="360"/>
@@ -3228,7 +3228,7 @@
       <w:pPr>
         <w:numPr>
           <w:ilvl w:val="1"/>
-          <w:numId w:val="12"/>
+          <w:numId w:val="15"/>
         </w:numPr>
         <w:spacing w:after="0" w:afterAutospacing="0" w:before="0" w:beforeAutospacing="0" w:lineRule="auto"/>
         <w:ind w:left="1440" w:hanging="360"/>
@@ -3252,7 +3252,7 @@
       <w:pPr>
         <w:numPr>
           <w:ilvl w:val="1"/>
-          <w:numId w:val="12"/>
+          <w:numId w:val="15"/>
         </w:numPr>
         <w:spacing w:after="0" w:afterAutospacing="0" w:before="0" w:beforeAutospacing="0" w:lineRule="auto"/>
         <w:ind w:left="1440" w:hanging="360"/>
@@ -3276,7 +3276,7 @@
       <w:pPr>
         <w:numPr>
           <w:ilvl w:val="1"/>
-          <w:numId w:val="12"/>
+          <w:numId w:val="15"/>
         </w:numPr>
         <w:spacing w:after="0" w:afterAutospacing="0" w:before="0" w:beforeAutospacing="0" w:lineRule="auto"/>
         <w:ind w:left="1440" w:hanging="360"/>
@@ -3300,7 +3300,7 @@
       <w:pPr>
         <w:numPr>
           <w:ilvl w:val="0"/>
-          <w:numId w:val="12"/>
+          <w:numId w:val="15"/>
         </w:numPr>
         <w:spacing w:after="0" w:afterAutospacing="0" w:before="0" w:beforeAutospacing="0" w:lineRule="auto"/>
         <w:ind w:left="720" w:hanging="360"/>
@@ -3336,7 +3336,7 @@
       <w:pPr>
         <w:numPr>
           <w:ilvl w:val="1"/>
-          <w:numId w:val="12"/>
+          <w:numId w:val="15"/>
         </w:numPr>
         <w:spacing w:after="0" w:afterAutospacing="0" w:before="0" w:beforeAutospacing="0" w:lineRule="auto"/>
         <w:ind w:left="1440" w:hanging="360"/>
@@ -3360,7 +3360,7 @@
       <w:pPr>
         <w:numPr>
           <w:ilvl w:val="1"/>
-          <w:numId w:val="12"/>
+          <w:numId w:val="15"/>
         </w:numPr>
         <w:spacing w:after="0" w:afterAutospacing="0" w:before="0" w:beforeAutospacing="0" w:lineRule="auto"/>
         <w:ind w:left="1440" w:hanging="360"/>
@@ -3384,7 +3384,7 @@
       <w:pPr>
         <w:numPr>
           <w:ilvl w:val="1"/>
-          <w:numId w:val="12"/>
+          <w:numId w:val="15"/>
         </w:numPr>
         <w:spacing w:after="0" w:afterAutospacing="0" w:before="0" w:beforeAutospacing="0" w:lineRule="auto"/>
         <w:ind w:left="1440" w:hanging="360"/>
@@ -3408,7 +3408,7 @@
       <w:pPr>
         <w:numPr>
           <w:ilvl w:val="1"/>
-          <w:numId w:val="12"/>
+          <w:numId w:val="15"/>
         </w:numPr>
         <w:spacing w:after="240" w:before="0" w:beforeAutospacing="0" w:lineRule="auto"/>
         <w:ind w:left="1440" w:hanging="360"/>
@@ -3456,7 +3456,7 @@
       <w:pPr>
         <w:numPr>
           <w:ilvl w:val="0"/>
-          <w:numId w:val="14"/>
+          <w:numId w:val="17"/>
         </w:numPr>
         <w:spacing w:after="0" w:afterAutospacing="0" w:before="240" w:lineRule="auto"/>
         <w:ind w:left="720" w:hanging="360"/>
@@ -3492,7 +3492,7 @@
       <w:pPr>
         <w:numPr>
           <w:ilvl w:val="1"/>
-          <w:numId w:val="14"/>
+          <w:numId w:val="17"/>
         </w:numPr>
         <w:spacing w:after="0" w:afterAutospacing="0" w:before="0" w:beforeAutospacing="0" w:lineRule="auto"/>
         <w:ind w:left="1440" w:hanging="360"/>
@@ -3516,7 +3516,7 @@
       <w:pPr>
         <w:numPr>
           <w:ilvl w:val="1"/>
-          <w:numId w:val="14"/>
+          <w:numId w:val="17"/>
         </w:numPr>
         <w:spacing w:after="0" w:afterAutospacing="0" w:before="0" w:beforeAutospacing="0" w:lineRule="auto"/>
         <w:ind w:left="1440" w:hanging="360"/>
@@ -3540,7 +3540,7 @@
       <w:pPr>
         <w:numPr>
           <w:ilvl w:val="1"/>
-          <w:numId w:val="14"/>
+          <w:numId w:val="17"/>
         </w:numPr>
         <w:spacing w:after="240" w:before="0" w:beforeAutospacing="0" w:lineRule="auto"/>
         <w:ind w:left="1440" w:hanging="360"/>
@@ -3576,7 +3576,7 @@
       <w:pPr>
         <w:numPr>
           <w:ilvl w:val="0"/>
-          <w:numId w:val="14"/>
+          <w:numId w:val="17"/>
         </w:numPr>
         <w:spacing w:after="0" w:afterAutospacing="0" w:before="240" w:lineRule="auto"/>
         <w:ind w:left="720" w:hanging="360"/>
@@ -3612,7 +3612,7 @@
       <w:pPr>
         <w:numPr>
           <w:ilvl w:val="1"/>
-          <w:numId w:val="14"/>
+          <w:numId w:val="17"/>
         </w:numPr>
         <w:spacing w:after="0" w:afterAutospacing="0" w:before="0" w:beforeAutospacing="0" w:lineRule="auto"/>
         <w:ind w:left="1440" w:hanging="360"/>
@@ -3636,7 +3636,7 @@
       <w:pPr>
         <w:numPr>
           <w:ilvl w:val="1"/>
-          <w:numId w:val="14"/>
+          <w:numId w:val="17"/>
         </w:numPr>
         <w:spacing w:after="0" w:afterAutospacing="0" w:before="0" w:beforeAutospacing="0" w:lineRule="auto"/>
         <w:ind w:left="1440" w:hanging="360"/>
@@ -3660,7 +3660,7 @@
       <w:pPr>
         <w:numPr>
           <w:ilvl w:val="1"/>
-          <w:numId w:val="14"/>
+          <w:numId w:val="17"/>
         </w:numPr>
         <w:spacing w:after="0" w:afterAutospacing="0" w:before="0" w:beforeAutospacing="0" w:lineRule="auto"/>
         <w:ind w:left="1440" w:hanging="360"/>
@@ -3684,7 +3684,7 @@
       <w:pPr>
         <w:numPr>
           <w:ilvl w:val="1"/>
-          <w:numId w:val="14"/>
+          <w:numId w:val="17"/>
         </w:numPr>
         <w:spacing w:after="240" w:before="0" w:beforeAutospacing="0" w:lineRule="auto"/>
         <w:ind w:left="1440" w:hanging="360"/>
@@ -3966,22 +3966,68 @@
       </w:pPr>
       <w:r>
         <w:rPr>
+          <w:b w:val="1"/>
+          <w:bCs w:val="1"/>
+          <w:sz w:val="34"/>
+          <w:szCs w:val="34"/>
           <w:rtl w:val="0"/>
         </w:rPr>
         <w:t xml:space="preserve">Diagrama de procesos de negocios:</w:t>
       </w:r>
       <w:r>
-        <w:rPr/>
+        <w:rPr>
+          <w:rtl w:val="0"/>
+        </w:rPr>
+      </w:r>
+    </w:p>
+    <w:p>
+      <w:pPr>
+        <w:rPr/>
+      </w:pPr>
+      <w:r>
+        <w:rPr>
+          <w:rtl w:val="0"/>
+        </w:rPr>
+      </w:r>
+    </w:p>
+    <w:p>
+      <w:pPr>
+        <w:rPr/>
+      </w:pPr>
+      <w:r>
+        <w:rPr>
+          <w:rtl w:val="0"/>
+        </w:rPr>
+      </w:r>
+    </w:p>
+    <w:p>
+      <w:pPr>
+        <w:rPr/>
+      </w:pPr>
+      <w:r>
+        <w:rPr>
+          <w:rtl w:val="0"/>
+        </w:rPr>
+      </w:r>
+      <w:r>
         <w:drawing>
-          <wp:inline distB="114300" distT="114300" distL="114300" distR="114300">
-            <wp:extent cx="5731200" cy="4343400"/>
+          <wp:anchor allowOverlap="1" behindDoc="0" distB="114300" distT="114300" distL="114300" distR="114300" hidden="0" layoutInCell="1" locked="0" relativeHeight="0" simplePos="0">
+            <wp:simplePos x="0" y="0"/>
+            <wp:positionH relativeFrom="column">
+              <wp:posOffset>-772949</wp:posOffset>
+            </wp:positionH>
+            <wp:positionV relativeFrom="paragraph">
+              <wp:posOffset>135596</wp:posOffset>
+            </wp:positionV>
+            <wp:extent cx="7274773" cy="5510459"/>
             <wp:effectExtent b="0" l="0" r="0" t="0"/>
-            <wp:docPr id="1" name="image2.png"/>
+            <wp:wrapTopAndBottom distB="114300" distT="114300"/>
+            <wp:docPr id="8" name="image10.png"/>
             <a:graphic>
               <a:graphicData uri="http://schemas.openxmlformats.org/drawingml/2006/picture">
                 <pic:pic>
                   <pic:nvPicPr>
-                    <pic:cNvPr id="0" name="image2.png"/>
+                    <pic:cNvPr id="0" name="image10.png"/>
                     <pic:cNvPicPr preferRelativeResize="0"/>
                   </pic:nvPicPr>
                   <pic:blipFill>
@@ -3994,7 +4040,2394 @@
                   <pic:spPr>
                     <a:xfrm>
                       <a:off x="0" y="0"/>
-                      <a:ext cx="5731200" cy="4343400"/>
+                      <a:ext cx="7274773" cy="5510459"/>
+                    </a:xfrm>
+                    <a:prstGeom prst="rect"/>
+                    <a:ln/>
+                  </pic:spPr>
+                </pic:pic>
+              </a:graphicData>
+            </a:graphic>
+          </wp:anchor>
+        </w:drawing>
+      </w:r>
+    </w:p>
+    <w:p>
+      <w:pPr>
+        <w:rPr/>
+      </w:pPr>
+      <w:r>
+        <w:rPr>
+          <w:rtl w:val="0"/>
+        </w:rPr>
+      </w:r>
+    </w:p>
+    <w:p>
+      <w:pPr>
+        <w:rPr/>
+      </w:pPr>
+      <w:r>
+        <w:rPr>
+          <w:rtl w:val="0"/>
+        </w:rPr>
+      </w:r>
+    </w:p>
+    <w:p>
+      <w:pPr>
+        <w:rPr/>
+      </w:pPr>
+      <w:r>
+        <w:rPr>
+          <w:rtl w:val="0"/>
+        </w:rPr>
+      </w:r>
+    </w:p>
+    <w:p>
+      <w:pPr>
+        <w:rPr/>
+      </w:pPr>
+      <w:r>
+        <w:rPr>
+          <w:rtl w:val="0"/>
+        </w:rPr>
+      </w:r>
+    </w:p>
+    <w:p>
+      <w:pPr>
+        <w:rPr/>
+      </w:pPr>
+      <w:r>
+        <w:rPr>
+          <w:rtl w:val="0"/>
+        </w:rPr>
+      </w:r>
+    </w:p>
+    <w:p>
+      <w:pPr>
+        <w:rPr/>
+      </w:pPr>
+      <w:r>
+        <w:rPr>
+          <w:rtl w:val="0"/>
+        </w:rPr>
+      </w:r>
+    </w:p>
+    <w:p>
+      <w:pPr>
+        <w:rPr/>
+      </w:pPr>
+      <w:r>
+        <w:rPr>
+          <w:rtl w:val="0"/>
+        </w:rPr>
+      </w:r>
+    </w:p>
+    <w:p>
+      <w:pPr>
+        <w:rPr/>
+      </w:pPr>
+      <w:r>
+        <w:rPr>
+          <w:rtl w:val="0"/>
+        </w:rPr>
+      </w:r>
+    </w:p>
+    <w:p>
+      <w:pPr>
+        <w:rPr/>
+      </w:pPr>
+      <w:r>
+        <w:rPr>
+          <w:rtl w:val="0"/>
+        </w:rPr>
+      </w:r>
+    </w:p>
+    <w:p>
+      <w:pPr>
+        <w:rPr/>
+      </w:pPr>
+      <w:r>
+        <w:rPr>
+          <w:rtl w:val="0"/>
+        </w:rPr>
+      </w:r>
+    </w:p>
+    <w:p>
+      <w:pPr>
+        <w:rPr/>
+      </w:pPr>
+      <w:r>
+        <w:rPr>
+          <w:rtl w:val="0"/>
+        </w:rPr>
+      </w:r>
+    </w:p>
+    <w:p>
+      <w:pPr>
+        <w:rPr/>
+      </w:pPr>
+      <w:r>
+        <w:rPr>
+          <w:rtl w:val="0"/>
+        </w:rPr>
+      </w:r>
+    </w:p>
+    <w:p>
+      <w:pPr>
+        <w:pStyle w:val="Heading1"/>
+        <w:keepNext w:val="0"/>
+        <w:keepLines w:val="0"/>
+        <w:spacing w:before="480" w:lineRule="auto"/>
+        <w:rPr>
+          <w:b w:val="1"/>
+          <w:bCs w:val="1"/>
+          <w:sz w:val="34"/>
+          <w:szCs w:val="34"/>
+        </w:rPr>
+      </w:pPr>
+      <w:bookmarkStart w:colFirst="0" w:colLast="0" w:name="_q1e2zs790oy4" w:id="23"/>
+      <w:bookmarkEnd w:id="23"/>
+      <w:r>
+        <w:rPr>
+          <w:b w:val="1"/>
+          <w:bCs w:val="1"/>
+          <w:sz w:val="34"/>
+          <w:szCs w:val="34"/>
+          <w:rtl w:val="0"/>
+        </w:rPr>
+        <w:t xml:space="preserve">Casos de usos</w:t>
+      </w:r>
+    </w:p>
+    <w:p>
+      <w:pPr>
+        <w:rPr/>
+      </w:pPr>
+      <w:r>
+        <w:rPr>
+          <w:rtl w:val="0"/>
+        </w:rPr>
+      </w:r>
+    </w:p>
+    <w:p>
+      <w:pPr>
+        <w:rPr/>
+      </w:pPr>
+      <w:r>
+        <w:rPr>
+          <w:b w:val="1"/>
+          <w:bCs w:val="1"/>
+          <w:sz w:val="24"/>
+          <w:szCs w:val="24"/>
+          <w:rtl w:val="0"/>
+        </w:rPr>
+        <w:t xml:space="preserve">Modelo de Casos de Uso</w:t>
+      </w:r>
+      <w:r>
+        <w:rPr>
+          <w:rtl w:val="0"/>
+        </w:rPr>
+        <w:t xml:space="preserve">:</w:t>
+      </w:r>
+      <w:r>
+        <w:rPr>
+          <w:rtl w:val="0"/>
+        </w:rPr>
+      </w:r>
+    </w:p>
+    <w:p>
+      <w:pPr>
+        <w:rPr/>
+      </w:pPr>
+      <w:r>
+        <w:rPr>
+          <w:rtl w:val="0"/>
+        </w:rPr>
+        <w:t xml:space="preserve"> </w:t>
+      </w:r>
+      <w:r>
+        <w:rPr>
+          <w:rtl w:val="0"/>
+        </w:rPr>
+        <w:t xml:space="preserve"> </w:t>
+      </w:r>
+      <w:r>
+        <w:rPr>
+          <w:rtl w:val="0"/>
+        </w:rPr>
+      </w:r>
+      <w:r>
+        <w:drawing>
+          <wp:anchor allowOverlap="1" behindDoc="0" distB="114300" distT="114300" distL="114300" distR="114300" hidden="0" layoutInCell="1" locked="0" relativeHeight="0" simplePos="0">
+            <wp:simplePos x="0" y="0"/>
+            <wp:positionH relativeFrom="column">
+              <wp:posOffset>-287174</wp:posOffset>
+            </wp:positionH>
+            <wp:positionV relativeFrom="paragraph">
+              <wp:posOffset>451438</wp:posOffset>
+            </wp:positionV>
+            <wp:extent cx="6305655" cy="7577384"/>
+            <wp:effectExtent b="0" l="0" r="0" t="0"/>
+            <wp:wrapTopAndBottom distB="114300" distT="114300"/>
+            <wp:docPr id="4" name="image6.png"/>
+            <a:graphic>
+              <a:graphicData uri="http://schemas.openxmlformats.org/drawingml/2006/picture">
+                <pic:pic>
+                  <pic:nvPicPr>
+                    <pic:cNvPr id="0" name="image6.png"/>
+                    <pic:cNvPicPr preferRelativeResize="0"/>
+                  </pic:nvPicPr>
+                  <pic:blipFill>
+                    <a:blip r:embed="rId8"/>
+                    <a:srcRect b="0" l="0" r="0" t="0"/>
+                    <a:stretch>
+                      <a:fillRect/>
+                    </a:stretch>
+                  </pic:blipFill>
+                  <pic:spPr>
+                    <a:xfrm>
+                      <a:off x="0" y="0"/>
+                      <a:ext cx="6305655" cy="7577384"/>
+                    </a:xfrm>
+                    <a:prstGeom prst="rect"/>
+                    <a:ln/>
+                  </pic:spPr>
+                </pic:pic>
+              </a:graphicData>
+            </a:graphic>
+          </wp:anchor>
+        </w:drawing>
+      </w:r>
+    </w:p>
+    <w:p>
+      <w:pPr>
+        <w:ind w:left="0" w:firstLine="0"/>
+        <w:rPr>
+          <w:b w:val="1"/>
+          <w:bCs w:val="1"/>
+          <w:sz w:val="28"/>
+          <w:szCs w:val="28"/>
+        </w:rPr>
+      </w:pPr>
+      <w:r>
+        <w:rPr>
+          <w:b w:val="1"/>
+          <w:bCs w:val="1"/>
+          <w:sz w:val="28"/>
+          <w:szCs w:val="28"/>
+          <w:rtl w:val="0"/>
+        </w:rPr>
+        <w:t xml:space="preserve">Plantillas de CU:</w:t>
+      </w:r>
+    </w:p>
+    <w:p>
+      <w:pPr>
+        <w:numPr>
+          <w:ilvl w:val="0"/>
+          <w:numId w:val="12"/>
+        </w:numPr>
+        <w:ind w:left="720" w:hanging="360"/>
+        <w:rPr>
+          <w:b w:val="1"/>
+          <w:bCs w:val="1"/>
+          <w:sz w:val="28"/>
+          <w:szCs w:val="28"/>
+        </w:rPr>
+      </w:pPr>
+      <w:r>
+        <w:rPr>
+          <w:b w:val="1"/>
+          <w:bCs w:val="1"/>
+          <w:sz w:val="28"/>
+          <w:szCs w:val="28"/>
+          <w:rtl w:val="0"/>
+        </w:rPr>
+        <w:t xml:space="preserve">CU-01: Registrar Ingreso de Lote FEFO</w:t>
+      </w:r>
+    </w:p>
+    <w:p>
+      <w:pPr>
+        <w:keepLines w:val="1"/>
+        <w:numPr>
+          <w:ilvl w:val="1"/>
+          <w:numId w:val="12"/>
+        </w:numPr>
+        <w:spacing w:line="276" w:lineRule="auto"/>
+        <w:ind w:left="720" w:hanging="360"/>
+        <w:rPr>
+          <w:b w:val="1"/>
+          <w:bCs w:val="1"/>
+        </w:rPr>
+      </w:pPr>
+      <w:r>
+        <w:rPr>
+          <w:b w:val="1"/>
+          <w:bCs w:val="1"/>
+          <w:rtl w:val="0"/>
+        </w:rPr>
+        <w:t xml:space="preserve">Actor principal:</w:t>
+      </w:r>
+      <w:r>
+        <w:rPr>
+          <w:rtl w:val="0"/>
+        </w:rPr>
+        <w:t xml:space="preserve"> Operador, Administrador</w:t>
+      </w:r>
+    </w:p>
+    <w:p>
+      <w:pPr>
+        <w:keepLines w:val="0"/>
+        <w:numPr>
+          <w:ilvl w:val="1"/>
+          <w:numId w:val="12"/>
+        </w:numPr>
+        <w:spacing w:line="276" w:lineRule="auto"/>
+        <w:ind w:left="720" w:hanging="360"/>
+        <w:rPr>
+          <w:b w:val="1"/>
+          <w:bCs w:val="1"/>
+        </w:rPr>
+      </w:pPr>
+      <w:r>
+        <w:rPr>
+          <w:b w:val="1"/>
+          <w:bCs w:val="1"/>
+          <w:rtl w:val="0"/>
+        </w:rPr>
+        <w:t xml:space="preserve">Descripción:</w:t>
+      </w:r>
+      <w:r>
+        <w:rPr>
+          <w:rtl w:val="0"/>
+        </w:rPr>
+        <w:t xml:space="preserve"> El sistema permite ingresar una nueva partida de mercancía física asociándose a una fecha de caducidad y número de lote específico. </w:t>
+      </w:r>
+    </w:p>
+    <w:p>
+      <w:pPr>
+        <w:numPr>
+          <w:ilvl w:val="1"/>
+          <w:numId w:val="12"/>
+        </w:numPr>
+        <w:ind w:left="720" w:hanging="360"/>
+        <w:rPr>
+          <w:b w:val="1"/>
+          <w:bCs w:val="1"/>
+          <w:u w:val="none"/>
+        </w:rPr>
+      </w:pPr>
+      <w:r>
+        <w:rPr>
+          <w:b w:val="1"/>
+          <w:bCs w:val="1"/>
+          <w:rtl w:val="0"/>
+        </w:rPr>
+        <w:t xml:space="preserve">Predicción:</w:t>
+      </w:r>
+      <w:r>
+        <w:rPr>
+          <w:rtl w:val="0"/>
+        </w:rPr>
+        <w:t xml:space="preserve"> El actor debe haber ingresado de manera correcta al sistema móvil con sus credenciales. </w:t>
+      </w:r>
+    </w:p>
+    <w:p>
+      <w:pPr>
+        <w:numPr>
+          <w:ilvl w:val="1"/>
+          <w:numId w:val="12"/>
+        </w:numPr>
+        <w:ind w:left="720" w:hanging="360"/>
+        <w:rPr>
+          <w:b w:val="1"/>
+          <w:bCs w:val="1"/>
+          <w:u w:val="none"/>
+        </w:rPr>
+      </w:pPr>
+      <w:r>
+        <w:rPr>
+          <w:b w:val="1"/>
+          <w:bCs w:val="1"/>
+          <w:rtl w:val="0"/>
+        </w:rPr>
+        <w:t xml:space="preserve">Flujo principal:</w:t>
+      </w:r>
+      <w:r>
+        <w:rPr>
+          <w:rtl w:val="0"/>
+        </w:rPr>
+        <w:t xml:space="preserve"> </w:t>
+        <w:br w:type="textWrapping"/>
+        <w:t xml:space="preserve">Llamada (Actor) / Respuesta (Sistema)</w:t>
+      </w:r>
+    </w:p>
+    <w:p>
+      <w:pPr>
+        <w:numPr>
+          <w:ilvl w:val="2"/>
+          <w:numId w:val="12"/>
+        </w:numPr>
+        <w:ind w:left="1440" w:hanging="360"/>
+        <w:rPr/>
+      </w:pPr>
+      <w:r>
+        <w:rPr>
+          <w:rtl w:val="0"/>
+        </w:rPr>
+        <w:t xml:space="preserve">El actor selecciona la opción "Ingreso de Mercadería". </w:t>
+      </w:r>
+    </w:p>
+    <w:p>
+      <w:pPr>
+        <w:numPr>
+          <w:ilvl w:val="2"/>
+          <w:numId w:val="12"/>
+        </w:numPr>
+        <w:ind w:left="1440" w:hanging="360"/>
+        <w:rPr/>
+      </w:pPr>
+      <w:r>
+        <w:rPr>
+          <w:rtl w:val="0"/>
+        </w:rPr>
+        <w:t xml:space="preserve">El sistema activa la cámara del smartphone en modo escáner. </w:t>
+      </w:r>
+    </w:p>
+    <w:p>
+      <w:pPr>
+        <w:numPr>
+          <w:ilvl w:val="2"/>
+          <w:numId w:val="12"/>
+        </w:numPr>
+        <w:ind w:left="1440" w:hanging="360"/>
+        <w:rPr>
+          <w:u w:val="none"/>
+        </w:rPr>
+      </w:pPr>
+      <w:r>
+        <w:rPr>
+          <w:rtl w:val="0"/>
+        </w:rPr>
+        <w:t xml:space="preserve">El actor escanea el código de barras (EAN/QR) del producto. </w:t>
+      </w:r>
+    </w:p>
+    <w:p>
+      <w:pPr>
+        <w:numPr>
+          <w:ilvl w:val="2"/>
+          <w:numId w:val="12"/>
+        </w:numPr>
+        <w:ind w:left="1440" w:hanging="360"/>
+        <w:rPr>
+          <w:u w:val="none"/>
+        </w:rPr>
+      </w:pPr>
+      <w:r>
+        <w:rPr>
+          <w:rtl w:val="0"/>
+        </w:rPr>
+        <w:t xml:space="preserve">El sistema busca el producto y despliega el formulario de carga con selectores táctiles de fecha. </w:t>
+      </w:r>
+    </w:p>
+    <w:p>
+      <w:pPr>
+        <w:numPr>
+          <w:ilvl w:val="2"/>
+          <w:numId w:val="12"/>
+        </w:numPr>
+        <w:ind w:left="1440" w:hanging="360"/>
+        <w:rPr>
+          <w:u w:val="none"/>
+        </w:rPr>
+      </w:pPr>
+      <w:r>
+        <w:rPr>
+          <w:rtl w:val="0"/>
+        </w:rPr>
+        <w:t xml:space="preserve">El actor introduce la cantidad recibida, el número de lote y la fecha de vencimiento utilizando el calendario optimizado. </w:t>
+      </w:r>
+    </w:p>
+    <w:p>
+      <w:pPr>
+        <w:numPr>
+          <w:ilvl w:val="2"/>
+          <w:numId w:val="12"/>
+        </w:numPr>
+        <w:ind w:left="1440" w:hanging="360"/>
+        <w:rPr>
+          <w:u w:val="none"/>
+        </w:rPr>
+      </w:pPr>
+      <w:r>
+        <w:rPr>
+          <w:rtl w:val="0"/>
+        </w:rPr>
+        <w:t xml:space="preserve">El actor presiona el botón "Confirmar Ingreso".</w:t>
+      </w:r>
+    </w:p>
+    <w:p>
+      <w:pPr>
+        <w:numPr>
+          <w:ilvl w:val="2"/>
+          <w:numId w:val="12"/>
+        </w:numPr>
+        <w:ind w:left="1440" w:hanging="360"/>
+        <w:rPr>
+          <w:u w:val="none"/>
+        </w:rPr>
+      </w:pPr>
+      <w:r>
+        <w:rPr>
+          <w:rtl w:val="0"/>
+        </w:rPr>
+        <w:t xml:space="preserve">El sistema valida los datos introducidos, registra la transacción en la base de datos local y actualiza los indicadores del motor FEFO.</w:t>
+      </w:r>
+    </w:p>
+    <w:p>
+      <w:pPr>
+        <w:numPr>
+          <w:ilvl w:val="2"/>
+          <w:numId w:val="12"/>
+        </w:numPr>
+        <w:ind w:left="1440" w:hanging="360"/>
+        <w:rPr>
+          <w:u w:val="none"/>
+        </w:rPr>
+      </w:pPr>
+      <w:r>
+        <w:rPr>
+          <w:rtl w:val="0"/>
+        </w:rPr>
+        <w:t xml:space="preserve">El sistema muestra un mensaje de confirmación en la interfaz.</w:t>
+      </w:r>
+    </w:p>
+    <w:p>
+      <w:pPr>
+        <w:numPr>
+          <w:ilvl w:val="1"/>
+          <w:numId w:val="12"/>
+        </w:numPr>
+        <w:ind w:left="720" w:hanging="360"/>
+        <w:rPr>
+          <w:b w:val="1"/>
+          <w:bCs w:val="1"/>
+          <w:u w:val="none"/>
+        </w:rPr>
+      </w:pPr>
+      <w:r>
+        <w:rPr>
+          <w:b w:val="1"/>
+          <w:bCs w:val="1"/>
+          <w:rtl w:val="0"/>
+        </w:rPr>
+        <w:t xml:space="preserve">Flujo alternativo: </w:t>
+        <w:br w:type="textWrapping"/>
+        <w:t xml:space="preserve">- </w:t>
+      </w:r>
+      <w:r>
+        <w:rPr>
+          <w:rtl w:val="0"/>
+        </w:rPr>
+        <w:t xml:space="preserve">Variación 4.A (Producto Nuevo):</w:t>
+      </w:r>
+    </w:p>
+    <w:p>
+      <w:pPr>
+        <w:ind w:left="1440" w:firstLine="0"/>
+        <w:rPr/>
+      </w:pPr>
+      <w:r>
+        <w:rPr>
+          <w:rtl w:val="0"/>
+        </w:rPr>
+        <w:t xml:space="preserve">4.A.1. El sistema no localiza el código de barras en la base de datos.</w:t>
+      </w:r>
+    </w:p>
+    <w:p>
+      <w:pPr>
+        <w:ind w:left="1440" w:firstLine="0"/>
+        <w:rPr/>
+      </w:pPr>
+      <w:r>
+        <w:rPr>
+          <w:rtl w:val="0"/>
+        </w:rPr>
+        <w:t xml:space="preserve">4.A.2. El sistema solicita el alta inmediata del producto nuevo.</w:t>
+      </w:r>
+    </w:p>
+    <w:p>
+      <w:pPr>
+        <w:ind w:left="1440" w:firstLine="0"/>
+        <w:rPr/>
+      </w:pPr>
+      <w:r>
+        <w:rPr>
+          <w:rtl w:val="0"/>
+        </w:rPr>
+        <w:t xml:space="preserve">4.A.3. El actor introduce el nombre comercial y el stock mínimo requerido.</w:t>
+      </w:r>
+    </w:p>
+    <w:p>
+      <w:pPr>
+        <w:ind w:left="1440" w:firstLine="0"/>
+        <w:rPr/>
+      </w:pPr>
+      <w:r>
+        <w:rPr>
+          <w:rtl w:val="0"/>
+        </w:rPr>
+        <w:t xml:space="preserve">4.A.4. El sistema guarda el nuevo producto y continúa en el paso 5 del flujo normal.</w:t>
+      </w:r>
+    </w:p>
+    <w:p>
+      <w:pPr>
+        <w:numPr>
+          <w:ilvl w:val="1"/>
+          <w:numId w:val="12"/>
+        </w:numPr>
+        <w:spacing w:after="0" w:afterAutospacing="0"/>
+        <w:ind w:left="720" w:hanging="360"/>
+        <w:rPr>
+          <w:b w:val="1"/>
+          <w:bCs w:val="1"/>
+          <w:u w:val="none"/>
+        </w:rPr>
+      </w:pPr>
+      <w:r>
+        <w:rPr>
+          <w:b w:val="1"/>
+          <w:bCs w:val="1"/>
+          <w:rtl w:val="0"/>
+        </w:rPr>
+        <w:t xml:space="preserve">Resultado: </w:t>
+      </w:r>
+      <w:r>
+        <w:rPr>
+          <w:rtl w:val="0"/>
+        </w:rPr>
+        <w:t xml:space="preserve">El lote se encuentra registrado en el inventario y queda disponible para su ordenamiento logístico por vencimiento.</w:t>
+      </w:r>
+      <w:r>
+        <w:rPr>
+          <w:rtl w:val="0"/>
+        </w:rPr>
+      </w:r>
+      <w:r>
+        <w:drawing>
+          <wp:anchor allowOverlap="1" behindDoc="0" distB="114300" distT="114300" distL="114300" distR="114300" hidden="0" layoutInCell="1" locked="0" relativeHeight="0" simplePos="0">
+            <wp:simplePos x="0" y="0"/>
+            <wp:positionH relativeFrom="column">
+              <wp:posOffset>-476249</wp:posOffset>
+            </wp:positionH>
+            <wp:positionV relativeFrom="paragraph">
+              <wp:posOffset>468725</wp:posOffset>
+            </wp:positionV>
+            <wp:extent cx="6581775" cy="3922979"/>
+            <wp:effectExtent b="0" l="0" r="0" t="0"/>
+            <wp:wrapTopAndBottom distB="114300" distT="114300"/>
+            <wp:docPr id="2" name="image2.png"/>
+            <a:graphic>
+              <a:graphicData uri="http://schemas.openxmlformats.org/drawingml/2006/picture">
+                <pic:pic>
+                  <pic:nvPicPr>
+                    <pic:cNvPr id="0" name="image2.png"/>
+                    <pic:cNvPicPr preferRelativeResize="0"/>
+                  </pic:nvPicPr>
+                  <pic:blipFill>
+                    <a:blip r:embed="rId9"/>
+                    <a:srcRect b="0" l="0" r="0" t="0"/>
+                    <a:stretch>
+                      <a:fillRect/>
+                    </a:stretch>
+                  </pic:blipFill>
+                  <pic:spPr>
+                    <a:xfrm>
+                      <a:off x="0" y="0"/>
+                      <a:ext cx="6581775" cy="3922979"/>
+                    </a:xfrm>
+                    <a:prstGeom prst="rect"/>
+                    <a:ln/>
+                  </pic:spPr>
+                </pic:pic>
+              </a:graphicData>
+            </a:graphic>
+          </wp:anchor>
+        </w:drawing>
+      </w:r>
+    </w:p>
+    <w:p>
+      <w:pPr>
+        <w:numPr>
+          <w:ilvl w:val="0"/>
+          <w:numId w:val="12"/>
+        </w:numPr>
+        <w:spacing w:after="0" w:afterAutospacing="0" w:before="0" w:beforeAutospacing="0" w:lineRule="auto"/>
+        <w:ind w:left="720" w:hanging="360"/>
+        <w:rPr>
+          <w:b w:val="1"/>
+          <w:bCs w:val="1"/>
+          <w:sz w:val="28"/>
+          <w:szCs w:val="28"/>
+        </w:rPr>
+      </w:pPr>
+      <w:r>
+        <w:rPr>
+          <w:b w:val="1"/>
+          <w:bCs w:val="1"/>
+          <w:sz w:val="28"/>
+          <w:szCs w:val="28"/>
+          <w:rtl w:val="0"/>
+        </w:rPr>
+        <w:t xml:space="preserve">CU-02: Procesar Venta con FEFO</w:t>
+      </w:r>
+      <w:r>
+        <w:rPr>
+          <w:rtl w:val="0"/>
+        </w:rPr>
+      </w:r>
+    </w:p>
+    <w:p>
+      <w:pPr>
+        <w:numPr>
+          <w:ilvl w:val="0"/>
+          <w:numId w:val="13"/>
+        </w:numPr>
+        <w:spacing w:after="0" w:afterAutospacing="0" w:before="0" w:beforeAutospacing="0" w:lineRule="auto"/>
+        <w:ind w:left="720" w:hanging="360"/>
+        <w:rPr/>
+      </w:pPr>
+      <w:r>
+        <w:rPr>
+          <w:b w:val="1"/>
+          <w:bCs w:val="1"/>
+          <w:rtl w:val="0"/>
+        </w:rPr>
+        <w:t xml:space="preserve">Actor principal:</w:t>
+      </w:r>
+      <w:r>
+        <w:rPr>
+          <w:rtl w:val="0"/>
+        </w:rPr>
+        <w:t xml:space="preserve"> Operador, Administrador</w:t>
+      </w:r>
+    </w:p>
+    <w:p>
+      <w:pPr>
+        <w:numPr>
+          <w:ilvl w:val="0"/>
+          <w:numId w:val="13"/>
+        </w:numPr>
+        <w:spacing w:after="0" w:afterAutospacing="0" w:before="0" w:beforeAutospacing="0" w:lineRule="auto"/>
+        <w:ind w:left="720" w:hanging="360"/>
+        <w:rPr/>
+      </w:pPr>
+      <w:r>
+        <w:rPr>
+          <w:b w:val="1"/>
+          <w:bCs w:val="1"/>
+          <w:rtl w:val="0"/>
+        </w:rPr>
+        <w:t xml:space="preserve">Descripción:</w:t>
+      </w:r>
+      <w:r>
+        <w:rPr>
+          <w:rtl w:val="0"/>
+        </w:rPr>
+        <w:t xml:space="preserve"> El sistema permite registrar una venta escaneando los productos a través de la cámara del dispositivo móvil, descontando automáticamente el stock físico del lote más próximo a vencer en el inventario siguiendo la metodología FEFO.</w:t>
+      </w:r>
+    </w:p>
+    <w:p>
+      <w:pPr>
+        <w:numPr>
+          <w:ilvl w:val="0"/>
+          <w:numId w:val="13"/>
+        </w:numPr>
+        <w:spacing w:after="0" w:afterAutospacing="0" w:before="0" w:beforeAutospacing="0" w:lineRule="auto"/>
+        <w:ind w:left="720" w:hanging="360"/>
+        <w:rPr/>
+      </w:pPr>
+      <w:r>
+        <w:rPr>
+          <w:b w:val="1"/>
+          <w:bCs w:val="1"/>
+          <w:rtl w:val="0"/>
+        </w:rPr>
+        <w:t xml:space="preserve">Predicción:</w:t>
+      </w:r>
+      <w:r>
+        <w:rPr>
+          <w:rtl w:val="0"/>
+        </w:rPr>
+        <w:t xml:space="preserve"> El actor debe haber ingresado de manera correcta al sistema móvil con sus credenciales y existir al menos un lote cargado con stock disponible.</w:t>
+      </w:r>
+    </w:p>
+    <w:p>
+      <w:pPr>
+        <w:numPr>
+          <w:ilvl w:val="0"/>
+          <w:numId w:val="13"/>
+        </w:numPr>
+        <w:spacing w:after="0" w:afterAutospacing="0" w:before="0" w:beforeAutospacing="0" w:lineRule="auto"/>
+        <w:ind w:left="720" w:hanging="360"/>
+        <w:rPr/>
+      </w:pPr>
+      <w:r>
+        <w:rPr>
+          <w:b w:val="1"/>
+          <w:bCs w:val="1"/>
+          <w:rtl w:val="0"/>
+        </w:rPr>
+        <w:t xml:space="preserve">Flujo principal:</w:t>
+      </w:r>
+      <w:r>
+        <w:rPr>
+          <w:rtl w:val="0"/>
+        </w:rPr>
+        <w:t xml:space="preserve"> Llamada (Actor) / Respuesta (Sistema)</w:t>
+      </w:r>
+    </w:p>
+    <w:p>
+      <w:pPr>
+        <w:numPr>
+          <w:ilvl w:val="2"/>
+          <w:numId w:val="13"/>
+        </w:numPr>
+        <w:spacing w:after="0" w:afterAutospacing="0" w:before="0" w:beforeAutospacing="0" w:lineRule="auto"/>
+        <w:ind w:left="2160" w:hanging="360"/>
+        <w:rPr/>
+      </w:pPr>
+      <w:r>
+        <w:rPr>
+          <w:rtl w:val="0"/>
+        </w:rPr>
+        <w:t xml:space="preserve">El actor selecciona la opción de "Nueva Venta".</w:t>
+      </w:r>
+    </w:p>
+    <w:p>
+      <w:pPr>
+        <w:numPr>
+          <w:ilvl w:val="2"/>
+          <w:numId w:val="13"/>
+        </w:numPr>
+        <w:spacing w:after="0" w:afterAutospacing="0" w:before="0" w:beforeAutospacing="0" w:lineRule="auto"/>
+        <w:ind w:left="2160" w:hanging="360"/>
+        <w:rPr/>
+      </w:pPr>
+      <w:r>
+        <w:rPr>
+          <w:rtl w:val="0"/>
+        </w:rPr>
+        <w:t xml:space="preserve">El actor escanea el código de barra de los productos.</w:t>
+      </w:r>
+    </w:p>
+    <w:p>
+      <w:pPr>
+        <w:numPr>
+          <w:ilvl w:val="2"/>
+          <w:numId w:val="13"/>
+        </w:numPr>
+        <w:spacing w:after="0" w:afterAutospacing="0" w:before="0" w:beforeAutospacing="0" w:lineRule="auto"/>
+        <w:ind w:left="2160" w:hanging="360"/>
+        <w:rPr/>
+      </w:pPr>
+      <w:r>
+        <w:rPr>
+          <w:rtl w:val="0"/>
+        </w:rPr>
+        <w:t xml:space="preserve">El sistema busca el producto, añade el ítem al subtotal y muestra los datos actualizados en la pantalla.</w:t>
+      </w:r>
+    </w:p>
+    <w:p>
+      <w:pPr>
+        <w:numPr>
+          <w:ilvl w:val="2"/>
+          <w:numId w:val="13"/>
+        </w:numPr>
+        <w:spacing w:after="0" w:afterAutospacing="0" w:before="0" w:beforeAutospacing="0" w:lineRule="auto"/>
+        <w:ind w:left="2160" w:hanging="360"/>
+        <w:rPr/>
+      </w:pPr>
+      <w:r>
+        <w:rPr>
+          <w:rtl w:val="0"/>
+        </w:rPr>
+        <w:t xml:space="preserve">El actor confirma la finalización de la venta.</w:t>
+      </w:r>
+    </w:p>
+    <w:p>
+      <w:pPr>
+        <w:numPr>
+          <w:ilvl w:val="2"/>
+          <w:numId w:val="13"/>
+        </w:numPr>
+        <w:spacing w:after="0" w:afterAutospacing="0" w:before="0" w:beforeAutospacing="0" w:lineRule="auto"/>
+        <w:ind w:left="2160" w:hanging="360"/>
+        <w:rPr/>
+      </w:pPr>
+      <w:r>
+        <w:rPr>
+          <w:rtl w:val="0"/>
+        </w:rPr>
+        <w:t xml:space="preserve">El sistema registra la transacción en la base de datos, descuenta el stock físico del lote correspondiente y genera el movimiento de salida para la auditoría.</w:t>
+      </w:r>
+    </w:p>
+    <w:p>
+      <w:pPr>
+        <w:numPr>
+          <w:ilvl w:val="0"/>
+          <w:numId w:val="13"/>
+        </w:numPr>
+        <w:spacing w:after="240" w:before="0" w:beforeAutospacing="0" w:lineRule="auto"/>
+        <w:ind w:left="720" w:hanging="360"/>
+        <w:rPr/>
+      </w:pPr>
+      <w:r>
+        <w:rPr>
+          <w:b w:val="1"/>
+          <w:bCs w:val="1"/>
+          <w:rtl w:val="0"/>
+        </w:rPr>
+        <w:t xml:space="preserve">Resultado: </w:t>
+      </w:r>
+      <w:r>
+        <w:rPr>
+          <w:rtl w:val="0"/>
+        </w:rPr>
+        <w:t xml:space="preserve">Venta registrada con éxito en el histórico, monto total calculado y stock del lote correspondiente actualizado correctamente.</w:t>
+      </w:r>
+      <w:r>
+        <w:drawing>
+          <wp:anchor allowOverlap="1" behindDoc="0" distB="114300" distT="114300" distL="114300" distR="114300" hidden="0" layoutInCell="1" locked="0" relativeHeight="0" simplePos="0">
+            <wp:simplePos x="0" y="0"/>
+            <wp:positionH relativeFrom="column">
+              <wp:posOffset>-334799</wp:posOffset>
+            </wp:positionH>
+            <wp:positionV relativeFrom="paragraph">
+              <wp:posOffset>533400</wp:posOffset>
+            </wp:positionV>
+            <wp:extent cx="6399610" cy="3410903"/>
+            <wp:effectExtent b="0" l="0" r="0" t="0"/>
+            <wp:wrapTopAndBottom distB="114300" distT="114300"/>
+            <wp:docPr id="10" name="image5.png"/>
+            <a:graphic>
+              <a:graphicData uri="http://schemas.openxmlformats.org/drawingml/2006/picture">
+                <pic:pic>
+                  <pic:nvPicPr>
+                    <pic:cNvPr id="0" name="image5.png"/>
+                    <pic:cNvPicPr preferRelativeResize="0"/>
+                  </pic:nvPicPr>
+                  <pic:blipFill>
+                    <a:blip r:embed="rId10"/>
+                    <a:srcRect b="0" l="0" r="0" t="0"/>
+                    <a:stretch>
+                      <a:fillRect/>
+                    </a:stretch>
+                  </pic:blipFill>
+                  <pic:spPr>
+                    <a:xfrm>
+                      <a:off x="0" y="0"/>
+                      <a:ext cx="6399610" cy="3410903"/>
+                    </a:xfrm>
+                    <a:prstGeom prst="rect"/>
+                    <a:ln/>
+                  </pic:spPr>
+                </pic:pic>
+              </a:graphicData>
+            </a:graphic>
+          </wp:anchor>
+        </w:drawing>
+      </w:r>
+    </w:p>
+    <w:p>
+      <w:pPr>
+        <w:spacing w:after="240" w:before="240" w:lineRule="auto"/>
+        <w:rPr/>
+      </w:pPr>
+      <w:r>
+        <w:rPr>
+          <w:rtl w:val="0"/>
+        </w:rPr>
+        <w:t xml:space="preserve">   </w:t>
+      </w:r>
+    </w:p>
+    <w:p>
+      <w:pPr>
+        <w:spacing w:after="240" w:before="240" w:lineRule="auto"/>
+        <w:rPr>
+          <w:sz w:val="32"/>
+          <w:szCs w:val="32"/>
+        </w:rPr>
+      </w:pPr>
+      <w:r>
+        <w:rPr>
+          <w:rtl w:val="0"/>
+        </w:rPr>
+      </w:r>
+    </w:p>
+    <w:p>
+      <w:pPr>
+        <w:spacing w:after="240" w:before="240" w:lineRule="auto"/>
+        <w:rPr>
+          <w:sz w:val="32"/>
+          <w:szCs w:val="32"/>
+        </w:rPr>
+      </w:pPr>
+      <w:r>
+        <w:rPr>
+          <w:rtl w:val="0"/>
+        </w:rPr>
+      </w:r>
+    </w:p>
+    <w:p>
+      <w:pPr>
+        <w:spacing w:after="240" w:before="240" w:lineRule="auto"/>
+        <w:rPr>
+          <w:sz w:val="32"/>
+          <w:szCs w:val="32"/>
+        </w:rPr>
+      </w:pPr>
+      <w:r>
+        <w:rPr>
+          <w:rtl w:val="0"/>
+        </w:rPr>
+      </w:r>
+    </w:p>
+    <w:p>
+      <w:pPr>
+        <w:numPr>
+          <w:ilvl w:val="0"/>
+          <w:numId w:val="12"/>
+        </w:numPr>
+        <w:spacing w:after="0" w:afterAutospacing="0" w:before="240" w:lineRule="auto"/>
+        <w:ind w:left="720" w:hanging="360"/>
+        <w:rPr>
+          <w:b w:val="1"/>
+          <w:bCs w:val="1"/>
+          <w:sz w:val="28"/>
+          <w:szCs w:val="28"/>
+        </w:rPr>
+      </w:pPr>
+      <w:r>
+        <w:rPr>
+          <w:b w:val="1"/>
+          <w:bCs w:val="1"/>
+          <w:sz w:val="28"/>
+          <w:szCs w:val="28"/>
+          <w:rtl w:val="0"/>
+        </w:rPr>
+        <w:t xml:space="preserve">CU-03: Consultar Alertas de Stock y Vencimiento</w:t>
+      </w:r>
+    </w:p>
+    <w:p>
+      <w:pPr>
+        <w:numPr>
+          <w:ilvl w:val="0"/>
+          <w:numId w:val="14"/>
+        </w:numPr>
+        <w:spacing w:after="0" w:afterAutospacing="0" w:before="0" w:beforeAutospacing="0" w:lineRule="auto"/>
+        <w:ind w:left="720" w:hanging="360"/>
+        <w:rPr>
+          <w:b w:val="1"/>
+          <w:bCs w:val="1"/>
+        </w:rPr>
+      </w:pPr>
+      <w:r>
+        <w:rPr>
+          <w:b w:val="1"/>
+          <w:bCs w:val="1"/>
+          <w:rtl w:val="0"/>
+        </w:rPr>
+        <w:t xml:space="preserve">Actor principal: </w:t>
+      </w:r>
+      <w:r>
+        <w:rPr>
+          <w:rtl w:val="0"/>
+        </w:rPr>
+        <w:t xml:space="preserve">Operador, Administrador</w:t>
+      </w:r>
+    </w:p>
+    <w:p>
+      <w:pPr>
+        <w:numPr>
+          <w:ilvl w:val="0"/>
+          <w:numId w:val="14"/>
+        </w:numPr>
+        <w:spacing w:after="0" w:afterAutospacing="0" w:before="0" w:beforeAutospacing="0" w:lineRule="auto"/>
+        <w:ind w:left="720" w:hanging="360"/>
+        <w:rPr>
+          <w:b w:val="1"/>
+          <w:bCs w:val="1"/>
+        </w:rPr>
+      </w:pPr>
+      <w:r>
+        <w:rPr>
+          <w:b w:val="1"/>
+          <w:bCs w:val="1"/>
+          <w:rtl w:val="0"/>
+        </w:rPr>
+        <w:t xml:space="preserve">Descripción: </w:t>
+      </w:r>
+      <w:r>
+        <w:rPr>
+          <w:rtl w:val="0"/>
+        </w:rPr>
+        <w:t xml:space="preserve">El sistema permite visualizar de forma gráfica, mediante un sistema de colores tipo semáforo, el estado de los lotes y productos que requieren atención prioritaria debido a su proximidad a la fecha de caducidad o por haber alcanzado el límite de stock mínimo.</w:t>
+      </w:r>
+    </w:p>
+    <w:p>
+      <w:pPr>
+        <w:numPr>
+          <w:ilvl w:val="0"/>
+          <w:numId w:val="14"/>
+        </w:numPr>
+        <w:spacing w:after="0" w:afterAutospacing="0" w:before="0" w:beforeAutospacing="0" w:lineRule="auto"/>
+        <w:ind w:left="720" w:hanging="360"/>
+        <w:rPr>
+          <w:b w:val="1"/>
+          <w:bCs w:val="1"/>
+        </w:rPr>
+      </w:pPr>
+      <w:r>
+        <w:rPr>
+          <w:b w:val="1"/>
+          <w:bCs w:val="1"/>
+          <w:rtl w:val="0"/>
+        </w:rPr>
+        <w:t xml:space="preserve">Predicción: </w:t>
+      </w:r>
+      <w:r>
+        <w:rPr>
+          <w:rtl w:val="0"/>
+        </w:rPr>
+        <w:t xml:space="preserve">El actor debe haber ingresado de manera correcta al sistema móvil con sus credenciales.</w:t>
+      </w:r>
+    </w:p>
+    <w:p>
+      <w:pPr>
+        <w:numPr>
+          <w:ilvl w:val="0"/>
+          <w:numId w:val="14"/>
+        </w:numPr>
+        <w:spacing w:after="0" w:afterAutospacing="0" w:before="0" w:beforeAutospacing="0" w:lineRule="auto"/>
+        <w:ind w:left="720" w:hanging="360"/>
+        <w:rPr>
+          <w:b w:val="1"/>
+          <w:bCs w:val="1"/>
+        </w:rPr>
+      </w:pPr>
+      <w:r>
+        <w:rPr>
+          <w:b w:val="1"/>
+          <w:bCs w:val="1"/>
+          <w:rtl w:val="0"/>
+        </w:rPr>
+        <w:t xml:space="preserve">Flujo principal: </w:t>
+      </w:r>
+      <w:r>
+        <w:rPr>
+          <w:rtl w:val="0"/>
+        </w:rPr>
+        <w:t xml:space="preserve">Llamada (Actor) / Respuesta (Sistema)</w:t>
+      </w:r>
+    </w:p>
+    <w:p>
+      <w:pPr>
+        <w:numPr>
+          <w:ilvl w:val="2"/>
+          <w:numId w:val="14"/>
+        </w:numPr>
+        <w:spacing w:after="0" w:afterAutospacing="0" w:before="0" w:beforeAutospacing="0" w:lineRule="auto"/>
+        <w:ind w:left="2160" w:hanging="360"/>
+        <w:rPr/>
+      </w:pPr>
+      <w:r>
+        <w:rPr>
+          <w:rtl w:val="0"/>
+        </w:rPr>
+        <w:t xml:space="preserve">El actor ingresa a la sección de "Alertas" en la aplicación móvil.</w:t>
+      </w:r>
+    </w:p>
+    <w:p>
+      <w:pPr>
+        <w:numPr>
+          <w:ilvl w:val="2"/>
+          <w:numId w:val="14"/>
+        </w:numPr>
+        <w:spacing w:after="0" w:afterAutospacing="0" w:before="0" w:beforeAutospacing="0" w:lineRule="auto"/>
+        <w:ind w:left="2160" w:hanging="360"/>
+        <w:rPr/>
+      </w:pPr>
+      <w:r>
+        <w:rPr>
+          <w:rtl w:val="0"/>
+        </w:rPr>
+        <w:t xml:space="preserve">El sistema consulta las fechas vigentes y las contrasta con los vencimientos de los lotes y los niveles mínimos de la tabla de productos.</w:t>
+      </w:r>
+    </w:p>
+    <w:p>
+      <w:pPr>
+        <w:numPr>
+          <w:ilvl w:val="2"/>
+          <w:numId w:val="14"/>
+        </w:numPr>
+        <w:spacing w:after="0" w:afterAutospacing="0" w:before="0" w:beforeAutospacing="0" w:lineRule="auto"/>
+        <w:ind w:left="2160" w:hanging="360"/>
+        <w:rPr/>
+      </w:pPr>
+      <w:r>
+        <w:rPr>
+          <w:rtl w:val="0"/>
+        </w:rPr>
+        <w:t xml:space="preserve">El sistema devuelve la lista de alertas ordenada y clasificada por colores: Rojo (lotes vencidos o productos por debajo del stock mínimo), Amarillo (lotes próximos a vencer) y Verde (inventario en estado óptimo).</w:t>
+      </w:r>
+    </w:p>
+    <w:p>
+      <w:pPr>
+        <w:numPr>
+          <w:ilvl w:val="0"/>
+          <w:numId w:val="14"/>
+        </w:numPr>
+        <w:spacing w:after="240" w:before="0" w:beforeAutospacing="0" w:lineRule="auto"/>
+        <w:ind w:left="720" w:hanging="360"/>
+        <w:rPr>
+          <w:b w:val="1"/>
+          <w:bCs w:val="1"/>
+        </w:rPr>
+      </w:pPr>
+      <w:r>
+        <w:rPr>
+          <w:b w:val="1"/>
+          <w:bCs w:val="1"/>
+          <w:rtl w:val="0"/>
+        </w:rPr>
+        <w:t xml:space="preserve">Resultado: </w:t>
+      </w:r>
+      <w:r>
+        <w:rPr>
+          <w:rtl w:val="0"/>
+        </w:rPr>
+        <w:t xml:space="preserve">Despliegue visual del estado crítico del inventario y actualización del estado del semáforo de alertas en la aplicación.</w:t>
+      </w:r>
+    </w:p>
+    <w:p>
+      <w:pPr>
+        <w:spacing w:after="240" w:before="240" w:lineRule="auto"/>
+        <w:rPr/>
+      </w:pPr>
+      <w:r>
+        <w:rPr>
+          <w:rtl w:val="0"/>
+        </w:rPr>
+        <w:t xml:space="preserve"> </w:t>
+      </w:r>
+      <w:r>
+        <w:drawing>
+          <wp:anchor allowOverlap="1" behindDoc="0" distB="114300" distT="114300" distL="114300" distR="114300" hidden="0" layoutInCell="1" locked="0" relativeHeight="0" simplePos="0">
+            <wp:simplePos x="0" y="0"/>
+            <wp:positionH relativeFrom="column">
+              <wp:posOffset>-511011</wp:posOffset>
+            </wp:positionH>
+            <wp:positionV relativeFrom="paragraph">
+              <wp:posOffset>390525</wp:posOffset>
+            </wp:positionV>
+            <wp:extent cx="6748463" cy="2620865"/>
+            <wp:effectExtent b="0" l="0" r="0" t="0"/>
+            <wp:wrapTopAndBottom distB="114300" distT="114300"/>
+            <wp:docPr id="1" name="image7.png"/>
+            <a:graphic>
+              <a:graphicData uri="http://schemas.openxmlformats.org/drawingml/2006/picture">
+                <pic:pic>
+                  <pic:nvPicPr>
+                    <pic:cNvPr id="0" name="image7.png"/>
+                    <pic:cNvPicPr preferRelativeResize="0"/>
+                  </pic:nvPicPr>
+                  <pic:blipFill>
+                    <a:blip r:embed="rId11"/>
+                    <a:srcRect b="0" l="0" r="0" t="0"/>
+                    <a:stretch>
+                      <a:fillRect/>
+                    </a:stretch>
+                  </pic:blipFill>
+                  <pic:spPr>
+                    <a:xfrm>
+                      <a:off x="0" y="0"/>
+                      <a:ext cx="6748463" cy="2620865"/>
+                    </a:xfrm>
+                    <a:prstGeom prst="rect"/>
+                    <a:ln/>
+                  </pic:spPr>
+                </pic:pic>
+              </a:graphicData>
+            </a:graphic>
+          </wp:anchor>
+        </w:drawing>
+      </w:r>
+    </w:p>
+    <w:p>
+      <w:pPr>
+        <w:spacing w:after="240" w:before="240" w:lineRule="auto"/>
+        <w:rPr/>
+      </w:pPr>
+      <w:r>
+        <w:rPr>
+          <w:rtl w:val="0"/>
+        </w:rPr>
+      </w:r>
+    </w:p>
+    <w:p>
+      <w:pPr>
+        <w:spacing w:after="240" w:before="240" w:lineRule="auto"/>
+        <w:rPr/>
+      </w:pPr>
+      <w:r>
+        <w:rPr>
+          <w:rtl w:val="0"/>
+        </w:rPr>
+      </w:r>
+    </w:p>
+    <w:p>
+      <w:pPr>
+        <w:spacing w:after="240" w:before="240" w:lineRule="auto"/>
+        <w:ind w:left="0" w:firstLine="0"/>
+        <w:rPr>
+          <w:b w:val="1"/>
+          <w:bCs w:val="1"/>
+          <w:sz w:val="28"/>
+          <w:szCs w:val="28"/>
+        </w:rPr>
+      </w:pPr>
+      <w:r>
+        <w:rPr>
+          <w:rtl w:val="0"/>
+        </w:rPr>
+      </w:r>
+    </w:p>
+    <w:p>
+      <w:pPr>
+        <w:spacing w:after="240" w:before="240" w:lineRule="auto"/>
+        <w:ind w:left="0" w:firstLine="0"/>
+        <w:rPr>
+          <w:b w:val="1"/>
+          <w:bCs w:val="1"/>
+          <w:sz w:val="28"/>
+          <w:szCs w:val="28"/>
+        </w:rPr>
+      </w:pPr>
+      <w:r>
+        <w:rPr>
+          <w:rtl w:val="0"/>
+        </w:rPr>
+      </w:r>
+    </w:p>
+    <w:p>
+      <w:pPr>
+        <w:spacing w:after="240" w:before="240" w:lineRule="auto"/>
+        <w:ind w:left="0" w:firstLine="0"/>
+        <w:rPr>
+          <w:b w:val="1"/>
+          <w:bCs w:val="1"/>
+          <w:sz w:val="28"/>
+          <w:szCs w:val="28"/>
+        </w:rPr>
+      </w:pPr>
+      <w:r>
+        <w:rPr>
+          <w:rtl w:val="0"/>
+        </w:rPr>
+      </w:r>
+    </w:p>
+    <w:p>
+      <w:pPr>
+        <w:numPr>
+          <w:ilvl w:val="0"/>
+          <w:numId w:val="12"/>
+        </w:numPr>
+        <w:spacing w:after="0" w:afterAutospacing="0" w:before="240" w:lineRule="auto"/>
+        <w:ind w:left="720" w:hanging="360"/>
+        <w:rPr>
+          <w:sz w:val="28"/>
+          <w:szCs w:val="28"/>
+        </w:rPr>
+      </w:pPr>
+      <w:r>
+        <w:rPr>
+          <w:b w:val="1"/>
+          <w:bCs w:val="1"/>
+          <w:sz w:val="28"/>
+          <w:szCs w:val="28"/>
+          <w:rtl w:val="0"/>
+        </w:rPr>
+        <w:t xml:space="preserve"> CU-04: Gestión de Operadores</w:t>
+      </w:r>
+    </w:p>
+    <w:p>
+      <w:pPr>
+        <w:numPr>
+          <w:ilvl w:val="0"/>
+          <w:numId w:val="21"/>
+        </w:numPr>
+        <w:spacing w:after="0" w:afterAutospacing="0" w:before="0" w:beforeAutospacing="0" w:lineRule="auto"/>
+        <w:ind w:left="720" w:hanging="360"/>
+        <w:rPr>
+          <w:b w:val="1"/>
+          <w:bCs w:val="1"/>
+        </w:rPr>
+      </w:pPr>
+      <w:r>
+        <w:rPr>
+          <w:b w:val="1"/>
+          <w:bCs w:val="1"/>
+          <w:rtl w:val="0"/>
+        </w:rPr>
+        <w:t xml:space="preserve">Actor principal: </w:t>
+      </w:r>
+      <w:r>
+        <w:rPr>
+          <w:rtl w:val="0"/>
+        </w:rPr>
+        <w:t xml:space="preserve">Administrador</w:t>
+      </w:r>
+    </w:p>
+    <w:p>
+      <w:pPr>
+        <w:numPr>
+          <w:ilvl w:val="0"/>
+          <w:numId w:val="21"/>
+        </w:numPr>
+        <w:spacing w:after="0" w:afterAutospacing="0" w:before="0" w:beforeAutospacing="0" w:lineRule="auto"/>
+        <w:ind w:left="720" w:hanging="360"/>
+        <w:rPr>
+          <w:b w:val="1"/>
+          <w:bCs w:val="1"/>
+        </w:rPr>
+      </w:pPr>
+      <w:r>
+        <w:rPr>
+          <w:b w:val="1"/>
+          <w:bCs w:val="1"/>
+          <w:rtl w:val="0"/>
+        </w:rPr>
+        <w:t xml:space="preserve">Descripción: </w:t>
+      </w:r>
+      <w:r>
+        <w:rPr>
+          <w:rtl w:val="0"/>
+        </w:rPr>
+        <w:t xml:space="preserve">El sistema permite dar de alta, dar de baja o modificar a un empleado en la plataforma, verificando sus datos de ingreso y asignándole sus credenciales iniciales de acceso para la gestión de la tienda.</w:t>
+      </w:r>
+    </w:p>
+    <w:p>
+      <w:pPr>
+        <w:numPr>
+          <w:ilvl w:val="0"/>
+          <w:numId w:val="21"/>
+        </w:numPr>
+        <w:spacing w:after="0" w:afterAutospacing="0" w:before="0" w:beforeAutospacing="0" w:lineRule="auto"/>
+        <w:ind w:left="720" w:hanging="360"/>
+        <w:rPr>
+          <w:b w:val="1"/>
+          <w:bCs w:val="1"/>
+        </w:rPr>
+      </w:pPr>
+      <w:r>
+        <w:rPr>
+          <w:b w:val="1"/>
+          <w:bCs w:val="1"/>
+          <w:rtl w:val="0"/>
+        </w:rPr>
+        <w:t xml:space="preserve">Predicción: </w:t>
+      </w:r>
+      <w:r>
+        <w:rPr>
+          <w:rtl w:val="0"/>
+        </w:rPr>
+        <w:t xml:space="preserve">El actor debe haber ingresado de manera correcta al sistema móvil con sus credenciales y contar con el rol exclusivo de Administrador.</w:t>
+      </w:r>
+    </w:p>
+    <w:p>
+      <w:pPr>
+        <w:numPr>
+          <w:ilvl w:val="0"/>
+          <w:numId w:val="21"/>
+        </w:numPr>
+        <w:spacing w:after="0" w:afterAutospacing="0" w:before="0" w:beforeAutospacing="0" w:lineRule="auto"/>
+        <w:ind w:left="720" w:hanging="360"/>
+        <w:rPr>
+          <w:b w:val="1"/>
+          <w:bCs w:val="1"/>
+        </w:rPr>
+      </w:pPr>
+      <w:r>
+        <w:rPr>
+          <w:b w:val="1"/>
+          <w:bCs w:val="1"/>
+          <w:rtl w:val="0"/>
+        </w:rPr>
+        <w:t xml:space="preserve">Flujo principal: </w:t>
+      </w:r>
+      <w:r>
+        <w:rPr>
+          <w:rtl w:val="0"/>
+        </w:rPr>
+        <w:t xml:space="preserve">Llamada (Actor) / Respuesta (Sistema)</w:t>
+      </w:r>
+    </w:p>
+    <w:p>
+      <w:pPr>
+        <w:numPr>
+          <w:ilvl w:val="2"/>
+          <w:numId w:val="21"/>
+        </w:numPr>
+        <w:spacing w:after="0" w:afterAutospacing="0" w:before="0" w:beforeAutospacing="0" w:lineRule="auto"/>
+        <w:ind w:left="2160" w:hanging="360"/>
+        <w:rPr/>
+      </w:pPr>
+      <w:r>
+        <w:rPr>
+          <w:rtl w:val="0"/>
+        </w:rPr>
+        <w:t xml:space="preserve">El administrador ingresa al "Panel de Usuarios"</w:t>
+      </w:r>
+    </w:p>
+    <w:p>
+      <w:pPr>
+        <w:numPr>
+          <w:ilvl w:val="2"/>
+          <w:numId w:val="21"/>
+        </w:numPr>
+        <w:spacing w:after="0" w:afterAutospacing="0" w:before="0" w:beforeAutospacing="0" w:lineRule="auto"/>
+        <w:ind w:left="2160" w:hanging="360"/>
+        <w:rPr/>
+      </w:pPr>
+      <w:r>
+        <w:rPr>
+          <w:rtl w:val="0"/>
+        </w:rPr>
+        <w:t xml:space="preserve">El sistema despliega 3 elecciones (Modificar, Dar de baja y Registrar)</w:t>
+      </w:r>
+    </w:p>
+    <w:p>
+      <w:pPr>
+        <w:numPr>
+          <w:ilvl w:val="2"/>
+          <w:numId w:val="21"/>
+        </w:numPr>
+        <w:spacing w:after="0" w:afterAutospacing="0" w:before="0" w:beforeAutospacing="0" w:lineRule="auto"/>
+        <w:ind w:left="2160" w:hanging="360"/>
+        <w:rPr/>
+      </w:pPr>
+      <w:r>
+        <w:rPr>
+          <w:rtl w:val="0"/>
+        </w:rPr>
+        <w:t xml:space="preserve">El administrador completa los campos solicitados con la información del empleado y confirma la operación.</w:t>
+      </w:r>
+    </w:p>
+    <w:p>
+      <w:pPr>
+        <w:numPr>
+          <w:ilvl w:val="0"/>
+          <w:numId w:val="21"/>
+        </w:numPr>
+        <w:spacing w:after="240" w:before="0" w:beforeAutospacing="0" w:lineRule="auto"/>
+        <w:ind w:left="720" w:hanging="360"/>
+        <w:rPr>
+          <w:b w:val="1"/>
+          <w:bCs w:val="1"/>
+        </w:rPr>
+      </w:pPr>
+      <w:r>
+        <w:rPr>
+          <w:b w:val="1"/>
+          <w:bCs w:val="1"/>
+          <w:rtl w:val="0"/>
+        </w:rPr>
+        <w:t xml:space="preserve">Resultado: </w:t>
+      </w:r>
+      <w:r>
+        <w:rPr>
+          <w:rtl w:val="0"/>
+        </w:rPr>
+        <w:t xml:space="preserve">Facilidad para el administrador en la gestión de operadores</w:t>
+      </w:r>
+      <w:r>
+        <w:drawing>
+          <wp:anchor allowOverlap="1" behindDoc="0" distB="114300" distT="114300" distL="114300" distR="114300" hidden="0" layoutInCell="1" locked="0" relativeHeight="0" simplePos="0">
+            <wp:simplePos x="0" y="0"/>
+            <wp:positionH relativeFrom="column">
+              <wp:posOffset>-344324</wp:posOffset>
+            </wp:positionH>
+            <wp:positionV relativeFrom="paragraph">
+              <wp:posOffset>278165</wp:posOffset>
+            </wp:positionV>
+            <wp:extent cx="6415088" cy="3396223"/>
+            <wp:effectExtent b="0" l="0" r="0" t="0"/>
+            <wp:wrapTopAndBottom distB="114300" distT="114300"/>
+            <wp:docPr id="6" name="image4.png"/>
+            <a:graphic>
+              <a:graphicData uri="http://schemas.openxmlformats.org/drawingml/2006/picture">
+                <pic:pic>
+                  <pic:nvPicPr>
+                    <pic:cNvPr id="0" name="image4.png"/>
+                    <pic:cNvPicPr preferRelativeResize="0"/>
+                  </pic:nvPicPr>
+                  <pic:blipFill>
+                    <a:blip r:embed="rId12"/>
+                    <a:srcRect b="0" l="0" r="0" t="0"/>
+                    <a:stretch>
+                      <a:fillRect/>
+                    </a:stretch>
+                  </pic:blipFill>
+                  <pic:spPr>
+                    <a:xfrm>
+                      <a:off x="0" y="0"/>
+                      <a:ext cx="6415088" cy="3396223"/>
+                    </a:xfrm>
+                    <a:prstGeom prst="rect"/>
+                    <a:ln/>
+                  </pic:spPr>
+                </pic:pic>
+              </a:graphicData>
+            </a:graphic>
+          </wp:anchor>
+        </w:drawing>
+      </w:r>
+    </w:p>
+    <w:p>
+      <w:pPr>
+        <w:spacing w:after="240" w:before="240" w:lineRule="auto"/>
+        <w:rPr/>
+      </w:pPr>
+      <w:r>
+        <w:rPr>
+          <w:rtl w:val="0"/>
+        </w:rPr>
+        <w:t xml:space="preserve"> </w:t>
+      </w:r>
+    </w:p>
+    <w:p>
+      <w:pPr>
+        <w:spacing w:after="240" w:before="240" w:lineRule="auto"/>
+        <w:rPr/>
+      </w:pPr>
+      <w:r>
+        <w:rPr>
+          <w:rtl w:val="0"/>
+        </w:rPr>
+      </w:r>
+    </w:p>
+    <w:p>
+      <w:pPr>
+        <w:spacing w:after="240" w:before="240" w:lineRule="auto"/>
+        <w:rPr/>
+      </w:pPr>
+      <w:r>
+        <w:rPr>
+          <w:rtl w:val="0"/>
+        </w:rPr>
+      </w:r>
+    </w:p>
+    <w:p>
+      <w:pPr>
+        <w:spacing w:after="240" w:before="240" w:lineRule="auto"/>
+        <w:rPr/>
+      </w:pPr>
+      <w:r>
+        <w:rPr>
+          <w:rtl w:val="0"/>
+        </w:rPr>
+      </w:r>
+    </w:p>
+    <w:p>
+      <w:pPr>
+        <w:spacing w:after="240" w:before="240" w:lineRule="auto"/>
+        <w:rPr/>
+      </w:pPr>
+      <w:r>
+        <w:rPr>
+          <w:rtl w:val="0"/>
+        </w:rPr>
+      </w:r>
+    </w:p>
+    <w:p>
+      <w:pPr>
+        <w:spacing w:after="240" w:before="240" w:lineRule="auto"/>
+        <w:rPr/>
+      </w:pPr>
+      <w:r>
+        <w:rPr>
+          <w:rtl w:val="0"/>
+        </w:rPr>
+      </w:r>
+    </w:p>
+    <w:p>
+      <w:pPr>
+        <w:spacing w:after="240" w:before="240" w:lineRule="auto"/>
+        <w:rPr/>
+      </w:pPr>
+      <w:r>
+        <w:rPr>
+          <w:rtl w:val="0"/>
+        </w:rPr>
+      </w:r>
+    </w:p>
+    <w:p>
+      <w:pPr>
+        <w:spacing w:after="240" w:before="240" w:lineRule="auto"/>
+        <w:rPr/>
+      </w:pPr>
+      <w:r>
+        <w:rPr>
+          <w:rtl w:val="0"/>
+        </w:rPr>
+      </w:r>
+    </w:p>
+    <w:p>
+      <w:pPr>
+        <w:numPr>
+          <w:ilvl w:val="0"/>
+          <w:numId w:val="12"/>
+        </w:numPr>
+        <w:spacing w:after="0" w:afterAutospacing="0" w:before="240" w:lineRule="auto"/>
+        <w:ind w:left="720" w:hanging="360"/>
+        <w:rPr>
+          <w:sz w:val="28"/>
+          <w:szCs w:val="28"/>
+        </w:rPr>
+      </w:pPr>
+      <w:r>
+        <w:rPr>
+          <w:rtl w:val="0"/>
+        </w:rPr>
+        <w:t xml:space="preserve"> </w:t>
+      </w:r>
+      <w:r>
+        <w:rPr>
+          <w:b w:val="1"/>
+          <w:bCs w:val="1"/>
+          <w:sz w:val="28"/>
+          <w:szCs w:val="28"/>
+          <w:rtl w:val="0"/>
+        </w:rPr>
+        <w:t xml:space="preserve">CU-05: Registrar Merma</w:t>
+      </w:r>
+    </w:p>
+    <w:p>
+      <w:pPr>
+        <w:numPr>
+          <w:ilvl w:val="0"/>
+          <w:numId w:val="19"/>
+        </w:numPr>
+        <w:spacing w:after="0" w:afterAutospacing="0" w:before="0" w:beforeAutospacing="0" w:lineRule="auto"/>
+        <w:ind w:left="720" w:hanging="360"/>
+        <w:rPr>
+          <w:b w:val="1"/>
+          <w:bCs w:val="1"/>
+        </w:rPr>
+      </w:pPr>
+      <w:r>
+        <w:rPr>
+          <w:b w:val="1"/>
+          <w:bCs w:val="1"/>
+          <w:rtl w:val="0"/>
+        </w:rPr>
+        <w:t xml:space="preserve">Actor principal: </w:t>
+      </w:r>
+      <w:r>
+        <w:rPr>
+          <w:rtl w:val="0"/>
+        </w:rPr>
+        <w:t xml:space="preserve">Operador, Administrador</w:t>
+      </w:r>
+    </w:p>
+    <w:p>
+      <w:pPr>
+        <w:numPr>
+          <w:ilvl w:val="0"/>
+          <w:numId w:val="19"/>
+        </w:numPr>
+        <w:spacing w:after="0" w:afterAutospacing="0" w:before="0" w:beforeAutospacing="0" w:lineRule="auto"/>
+        <w:ind w:left="720" w:hanging="360"/>
+        <w:rPr>
+          <w:b w:val="1"/>
+          <w:bCs w:val="1"/>
+        </w:rPr>
+      </w:pPr>
+      <w:r>
+        <w:rPr>
+          <w:b w:val="1"/>
+          <w:bCs w:val="1"/>
+          <w:rtl w:val="0"/>
+        </w:rPr>
+        <w:t xml:space="preserve">Descripción: </w:t>
+      </w:r>
+      <w:r>
+        <w:rPr>
+          <w:rtl w:val="0"/>
+        </w:rPr>
+        <w:t xml:space="preserve">El sistema permite dar de baja unidades de stock que se rompieron, vencieron o se dañaron, especificando el motivo, para que el stock físico real coincida con el de la base de datos sin registrarse como una venta.</w:t>
+      </w:r>
+    </w:p>
+    <w:p>
+      <w:pPr>
+        <w:numPr>
+          <w:ilvl w:val="0"/>
+          <w:numId w:val="19"/>
+        </w:numPr>
+        <w:spacing w:after="0" w:afterAutospacing="0" w:before="0" w:beforeAutospacing="0" w:lineRule="auto"/>
+        <w:ind w:left="720" w:hanging="360"/>
+        <w:rPr>
+          <w:b w:val="1"/>
+          <w:bCs w:val="1"/>
+        </w:rPr>
+      </w:pPr>
+      <w:r>
+        <w:rPr>
+          <w:b w:val="1"/>
+          <w:bCs w:val="1"/>
+          <w:rtl w:val="0"/>
+        </w:rPr>
+        <w:t xml:space="preserve">Predicción: </w:t>
+      </w:r>
+      <w:r>
+        <w:rPr>
+          <w:rtl w:val="0"/>
+        </w:rPr>
+        <w:t xml:space="preserve">El actor debe haber ingresado de manera correcta al sistema móvil con sus credenciales y el producto/lote debe existir previamente.</w:t>
+      </w:r>
+    </w:p>
+    <w:p>
+      <w:pPr>
+        <w:numPr>
+          <w:ilvl w:val="0"/>
+          <w:numId w:val="19"/>
+        </w:numPr>
+        <w:spacing w:after="0" w:afterAutospacing="0" w:before="0" w:beforeAutospacing="0" w:lineRule="auto"/>
+        <w:ind w:left="720" w:hanging="360"/>
+        <w:rPr>
+          <w:b w:val="1"/>
+          <w:bCs w:val="1"/>
+        </w:rPr>
+      </w:pPr>
+      <w:r>
+        <w:rPr>
+          <w:b w:val="1"/>
+          <w:bCs w:val="1"/>
+          <w:rtl w:val="0"/>
+        </w:rPr>
+        <w:t xml:space="preserve">Flujo principal: </w:t>
+      </w:r>
+      <w:r>
+        <w:rPr>
+          <w:rtl w:val="0"/>
+        </w:rPr>
+        <w:t xml:space="preserve">Llamada (Actor) / Respuesta (Sistema)</w:t>
+      </w:r>
+    </w:p>
+    <w:p>
+      <w:pPr>
+        <w:numPr>
+          <w:ilvl w:val="2"/>
+          <w:numId w:val="19"/>
+        </w:numPr>
+        <w:spacing w:after="0" w:afterAutospacing="0" w:before="0" w:beforeAutospacing="0" w:lineRule="auto"/>
+        <w:ind w:left="2160" w:hanging="360"/>
+        <w:rPr/>
+      </w:pPr>
+      <w:r>
+        <w:rPr>
+          <w:rtl w:val="0"/>
+        </w:rPr>
+        <w:t xml:space="preserve">El actor ingresa a la sección de "Inventario" y selecciona "Registrar Merma".</w:t>
+      </w:r>
+    </w:p>
+    <w:p>
+      <w:pPr>
+        <w:numPr>
+          <w:ilvl w:val="2"/>
+          <w:numId w:val="19"/>
+        </w:numPr>
+        <w:spacing w:after="0" w:afterAutospacing="0" w:before="0" w:beforeAutospacing="0" w:lineRule="auto"/>
+        <w:ind w:left="2160" w:hanging="360"/>
+        <w:rPr/>
+      </w:pPr>
+      <w:r>
+        <w:rPr>
+          <w:rtl w:val="0"/>
+        </w:rPr>
+        <w:t xml:space="preserve">El actor escanea el código de barras y selecciona el lote específico de donde proviene la mercadería dañada.</w:t>
+      </w:r>
+    </w:p>
+    <w:p>
+      <w:pPr>
+        <w:numPr>
+          <w:ilvl w:val="2"/>
+          <w:numId w:val="19"/>
+        </w:numPr>
+        <w:spacing w:after="0" w:afterAutospacing="0" w:before="0" w:beforeAutospacing="0" w:lineRule="auto"/>
+        <w:ind w:left="2160" w:hanging="360"/>
+        <w:rPr/>
+      </w:pPr>
+      <w:r>
+        <w:rPr>
+          <w:rtl w:val="0"/>
+        </w:rPr>
+        <w:t xml:space="preserve">El sistema valida los datos del lote y solicita ingresar la cantidad afectada y el motivo (ej. "Vencido", "Roto").</w:t>
+      </w:r>
+    </w:p>
+    <w:p>
+      <w:pPr>
+        <w:numPr>
+          <w:ilvl w:val="2"/>
+          <w:numId w:val="19"/>
+        </w:numPr>
+        <w:spacing w:after="0" w:afterAutospacing="0" w:before="0" w:beforeAutospacing="0" w:lineRule="auto"/>
+        <w:ind w:left="2160" w:hanging="360"/>
+        <w:rPr/>
+      </w:pPr>
+      <w:r>
+        <w:rPr>
+          <w:rtl w:val="0"/>
+        </w:rPr>
+        <w:t xml:space="preserve">El actor ingresa los datos requeridos y confirma la operación.</w:t>
+      </w:r>
+    </w:p>
+    <w:p>
+      <w:pPr>
+        <w:numPr>
+          <w:ilvl w:val="2"/>
+          <w:numId w:val="19"/>
+        </w:numPr>
+        <w:spacing w:after="0" w:afterAutospacing="0" w:before="0" w:beforeAutospacing="0" w:lineRule="auto"/>
+        <w:ind w:left="2160" w:hanging="360"/>
+        <w:rPr/>
+      </w:pPr>
+      <w:r>
+        <w:rPr>
+          <w:rtl w:val="0"/>
+        </w:rPr>
+        <w:t xml:space="preserve">El sistema descuenta las unidades de la tabla de lotes y genera un registro de auditoría en la tabla de movimientos bajo el tipo "Merma".</w:t>
+      </w:r>
+    </w:p>
+    <w:p>
+      <w:pPr>
+        <w:numPr>
+          <w:ilvl w:val="0"/>
+          <w:numId w:val="19"/>
+        </w:numPr>
+        <w:spacing w:after="240" w:before="0" w:beforeAutospacing="0" w:lineRule="auto"/>
+        <w:ind w:left="720" w:hanging="360"/>
+        <w:rPr>
+          <w:b w:val="1"/>
+          <w:bCs w:val="1"/>
+        </w:rPr>
+      </w:pPr>
+      <w:r>
+        <w:rPr>
+          <w:b w:val="1"/>
+          <w:bCs w:val="1"/>
+          <w:rtl w:val="0"/>
+        </w:rPr>
+        <w:t xml:space="preserve">Resultado: </w:t>
+      </w:r>
+      <w:r>
+        <w:rPr>
+          <w:rtl w:val="0"/>
+        </w:rPr>
+        <w:t xml:space="preserve">Stock del lote disminuido correctamente por pérdida y movimiento de auditoría registrado.</w:t>
+      </w:r>
+      <w:r>
+        <w:drawing>
+          <wp:anchor allowOverlap="1" behindDoc="0" distB="114300" distT="114300" distL="114300" distR="114300" hidden="0" layoutInCell="1" locked="0" relativeHeight="0" simplePos="0">
+            <wp:simplePos x="0" y="0"/>
+            <wp:positionH relativeFrom="column">
+              <wp:posOffset>-358611</wp:posOffset>
+            </wp:positionH>
+            <wp:positionV relativeFrom="paragraph">
+              <wp:posOffset>561975</wp:posOffset>
+            </wp:positionV>
+            <wp:extent cx="6449860" cy="2954452"/>
+            <wp:effectExtent b="0" l="0" r="0" t="0"/>
+            <wp:wrapTopAndBottom distB="114300" distT="114300"/>
+            <wp:docPr id="3" name="image8.png"/>
+            <a:graphic>
+              <a:graphicData uri="http://schemas.openxmlformats.org/drawingml/2006/picture">
+                <pic:pic>
+                  <pic:nvPicPr>
+                    <pic:cNvPr id="0" name="image8.png"/>
+                    <pic:cNvPicPr preferRelativeResize="0"/>
+                  </pic:nvPicPr>
+                  <pic:blipFill>
+                    <a:blip r:embed="rId13"/>
+                    <a:srcRect b="0" l="0" r="0" t="0"/>
+                    <a:stretch>
+                      <a:fillRect/>
+                    </a:stretch>
+                  </pic:blipFill>
+                  <pic:spPr>
+                    <a:xfrm>
+                      <a:off x="0" y="0"/>
+                      <a:ext cx="6449860" cy="2954452"/>
+                    </a:xfrm>
+                    <a:prstGeom prst="rect"/>
+                    <a:ln/>
+                  </pic:spPr>
+                </pic:pic>
+              </a:graphicData>
+            </a:graphic>
+          </wp:anchor>
+        </w:drawing>
+      </w:r>
+    </w:p>
+    <w:p>
+      <w:pPr>
+        <w:spacing w:after="240" w:before="240" w:lineRule="auto"/>
+        <w:rPr/>
+      </w:pPr>
+      <w:r>
+        <w:rPr>
+          <w:rtl w:val="0"/>
+        </w:rPr>
+        <w:t xml:space="preserve"> </w:t>
+      </w:r>
+    </w:p>
+    <w:p>
+      <w:pPr>
+        <w:pStyle w:val="Heading1"/>
+        <w:keepNext w:val="0"/>
+        <w:keepLines w:val="0"/>
+        <w:spacing w:before="480" w:lineRule="auto"/>
+        <w:rPr>
+          <w:b w:val="1"/>
+          <w:bCs w:val="1"/>
+          <w:sz w:val="34"/>
+          <w:szCs w:val="34"/>
+        </w:rPr>
+      </w:pPr>
+      <w:bookmarkStart w:colFirst="0" w:colLast="0" w:name="_5dwddz2luxdr" w:id="24"/>
+      <w:bookmarkEnd w:id="24"/>
+      <w:r>
+        <w:rPr>
+          <w:rtl w:val="0"/>
+        </w:rPr>
+      </w:r>
+    </w:p>
+    <w:p>
+      <w:pPr>
+        <w:pStyle w:val="Heading1"/>
+        <w:keepNext w:val="0"/>
+        <w:keepLines w:val="0"/>
+        <w:spacing w:before="480" w:lineRule="auto"/>
+        <w:rPr>
+          <w:b w:val="1"/>
+          <w:bCs w:val="1"/>
+          <w:sz w:val="34"/>
+          <w:szCs w:val="34"/>
+        </w:rPr>
+      </w:pPr>
+      <w:bookmarkStart w:colFirst="0" w:colLast="0" w:name="_44buvgccyhc7" w:id="25"/>
+      <w:bookmarkEnd w:id="25"/>
+      <w:r>
+        <w:rPr>
+          <w:rtl w:val="0"/>
+        </w:rPr>
+      </w:r>
+    </w:p>
+    <w:p>
+      <w:pPr>
+        <w:rPr/>
+      </w:pPr>
+      <w:r>
+        <w:rPr>
+          <w:rtl w:val="0"/>
+        </w:rPr>
+      </w:r>
+    </w:p>
+    <w:p>
+      <w:pPr>
+        <w:pStyle w:val="Heading1"/>
+        <w:keepNext w:val="0"/>
+        <w:keepLines w:val="0"/>
+        <w:spacing w:before="480" w:lineRule="auto"/>
+        <w:rPr/>
+      </w:pPr>
+      <w:bookmarkStart w:colFirst="0" w:colLast="0" w:name="_rbgq4f8xmy9" w:id="26"/>
+      <w:bookmarkEnd w:id="26"/>
+      <w:r>
+        <w:rPr>
+          <w:b w:val="1"/>
+          <w:bCs w:val="1"/>
+          <w:sz w:val="34"/>
+          <w:szCs w:val="34"/>
+          <w:rtl w:val="0"/>
+        </w:rPr>
+        <w:t xml:space="preserve">Anexo</w:t>
+      </w:r>
+      <w:r>
+        <w:rPr>
+          <w:rtl w:val="0"/>
+        </w:rPr>
+      </w:r>
+    </w:p>
+    <w:p>
+      <w:pPr>
+        <w:rPr/>
+      </w:pPr>
+      <w:r>
+        <w:rPr>
+          <w:b w:val="1"/>
+          <w:bCs w:val="1"/>
+          <w:sz w:val="26"/>
+          <w:szCs w:val="26"/>
+          <w:rtl w:val="0"/>
+        </w:rPr>
+        <w:t xml:space="preserve">Análisis del proyecto</w:t>
+      </w:r>
+      <w:r>
+        <w:rPr>
+          <w:rtl w:val="0"/>
+        </w:rPr>
+        <w:br w:type="textWrapping"/>
+      </w:r>
+      <w:r>
+        <w:rPr>
+          <w:b w:val="1"/>
+          <w:bCs w:val="1"/>
+          <w:rtl w:val="0"/>
+        </w:rPr>
+        <w:t xml:space="preserve">Impacto Operativo</w:t>
+      </w:r>
+      <w:r>
+        <w:rPr>
+          <w:rtl w:val="0"/>
+        </w:rPr>
+        <w:t xml:space="preserve"> La implementación de Stock Flow bajo la metodología FEFO supone una reducción estimada de hasta un 30% en las pérdidas por mermas durante el primer trimestre de uso. Al automatizar la identificación de lotes críticos, se elimina el error humano en la rotación de productos, permitiendo que el personal se enfoque en la atención al cliente en lugar del control manual de fechas.</w:t>
+      </w:r>
+    </w:p>
+    <w:p>
+      <w:pPr>
+        <w:spacing w:after="240" w:before="240" w:lineRule="auto"/>
+        <w:rPr/>
+      </w:pPr>
+      <w:r>
+        <w:rPr>
+          <w:b w:val="1"/>
+          <w:bCs w:val="1"/>
+          <w:rtl w:val="0"/>
+        </w:rPr>
+        <w:t xml:space="preserve">Escalabilidad y flexibilidad</w:t>
+      </w:r>
+      <w:r>
+        <w:rPr>
+          <w:rtl w:val="0"/>
+        </w:rPr>
+        <w:t xml:space="preserve"> Aunque el sistema está diseñado inicialmente para el sector minorista (kioscos y almacenes), la arquitectura modular de la base de datos permite una escalabilidad horizontal. Esto significa que Stock Flow puede adaptarse a sectores con lógicas de vencimiento similares, como farmacias o centros de distribución de insumos médicos, simplemente ajustando las categorías de productos y los niveles de alerta.</w:t>
+      </w:r>
+    </w:p>
+    <w:p>
+      <w:pPr>
+        <w:rPr>
+          <w:b w:val="1"/>
+          <w:bCs w:val="1"/>
+          <w:sz w:val="30"/>
+          <w:szCs w:val="30"/>
+        </w:rPr>
+      </w:pPr>
+      <w:r>
+        <w:rPr>
+          <w:b w:val="1"/>
+          <w:bCs w:val="1"/>
+          <w:sz w:val="30"/>
+          <w:szCs w:val="30"/>
+          <w:rtl w:val="0"/>
+        </w:rPr>
+        <w:t xml:space="preserve">Herramientas Utilizadas</w:t>
+      </w:r>
+    </w:p>
+    <w:p>
+      <w:pPr>
+        <w:rPr/>
+      </w:pPr>
+      <w:r>
+        <w:rPr>
+          <w:rtl w:val="0"/>
+        </w:rPr>
+        <w:t xml:space="preserve">Github: </w:t>
+      </w:r>
+      <w:hyperlink r:id="rId14">
+        <w:r>
+          <w:rPr>
+            <w:color w:val="1155cc"/>
+            <w:u w:val="single"/>
+            <w:rtl w:val="0"/>
+          </w:rPr>
+          <w:t xml:space="preserve">https://github.com/Niquit0u/StockFlow.git</w:t>
+        </w:r>
+      </w:hyperlink>
+      <w:r>
+        <w:rPr>
+          <w:rtl w:val="0"/>
+        </w:rPr>
+      </w:r>
+    </w:p>
+    <w:p>
+      <w:pPr>
+        <w:rPr/>
+      </w:pPr>
+      <w:r>
+        <w:rPr>
+          <w:rtl w:val="0"/>
+        </w:rPr>
+        <w:t xml:space="preserve">Gamma: </w:t>
+      </w:r>
+      <w:hyperlink r:id="rId15">
+        <w:r>
+          <w:rPr>
+            <w:color w:val="1155cc"/>
+            <w:u w:val="single"/>
+            <w:rtl w:val="0"/>
+          </w:rPr>
+          <w:t xml:space="preserve">https://gamma.app/docs/STOCK-FLOW-zkttuxn7yjydmci</w:t>
+        </w:r>
+      </w:hyperlink>
+      <w:r>
+        <w:rPr>
+          <w:rtl w:val="0"/>
+        </w:rPr>
+      </w:r>
+    </w:p>
+    <w:p>
+      <w:pPr>
+        <w:rPr/>
+      </w:pPr>
+      <w:r>
+        <w:rPr>
+          <w:rtl w:val="0"/>
+        </w:rPr>
+        <w:t xml:space="preserve">Draw.io: </w:t>
+      </w:r>
+      <w:hyperlink r:id="rId16">
+        <w:r>
+          <w:rPr>
+            <w:color w:val="1155cc"/>
+            <w:u w:val="single"/>
+            <w:rtl w:val="0"/>
+          </w:rPr>
+          <w:t xml:space="preserve">https://drive.google.com/file/d/1Vasv0o0scfcRc-hnS21-xnzDw8JMqMpk/view</w:t>
+        </w:r>
+      </w:hyperlink>
+      <w:r>
+        <w:rPr>
+          <w:rtl w:val="0"/>
+        </w:rPr>
+      </w:r>
+    </w:p>
+    <w:p>
+      <w:pPr>
+        <w:rPr/>
+      </w:pPr>
+      <w:r>
+        <w:rPr>
+          <w:rtl w:val="0"/>
+        </w:rPr>
+        <w:t xml:space="preserve">Geminis</w:t>
+      </w:r>
+    </w:p>
+    <w:p>
+      <w:pPr>
+        <w:rPr/>
+      </w:pPr>
+      <w:r>
+        <w:rPr>
+          <w:rtl w:val="0"/>
+        </w:rPr>
+        <w:t xml:space="preserve">Padlet Cronograma:</w:t>
+      </w:r>
+    </w:p>
+    <w:p>
+      <w:pPr>
+        <w:rPr/>
+      </w:pPr>
+      <w:hyperlink r:id="rId17">
+        <w:r>
+          <w:rPr>
+            <w:color w:val="1155cc"/>
+            <w:u w:val="single"/>
+            <w:rtl w:val="0"/>
+          </w:rPr>
+          <w:t xml:space="preserve">https://padlet.com/santisanchez542/cronograma-de-avances-y-logros-semanales-stockflow-mf24laodtd0ntv14</w:t>
+        </w:r>
+      </w:hyperlink>
+      <w:r>
+        <w:rPr>
+          <w:rtl w:val="0"/>
+        </w:rPr>
+      </w:r>
+    </w:p>
+    <w:p>
+      <w:pPr>
+        <w:rPr/>
+      </w:pPr>
+      <w:r>
+        <w:rPr>
+          <w:rtl w:val="0"/>
+        </w:rPr>
+      </w:r>
+    </w:p>
+    <w:p>
+      <w:pPr>
+        <w:rPr/>
+      </w:pPr>
+      <w:r>
+        <w:rPr>
+          <w:rtl w:val="0"/>
+        </w:rPr>
+        <w:t xml:space="preserve">Padlet Lista de tareas: </w:t>
+      </w:r>
+      <w:hyperlink r:id="rId18">
+        <w:r>
+          <w:rPr>
+            <w:color w:val="1155cc"/>
+            <w:u w:val="single"/>
+            <w:rtl w:val="0"/>
+          </w:rPr>
+          <w:t xml:space="preserve">https://padlet.com/nicolasariasnavarrete24/stockflow-lista-de-tareas-kol1d5f8a80kf2wq</w:t>
+        </w:r>
+      </w:hyperlink>
+      <w:r>
+        <w:rPr>
+          <w:rtl w:val="0"/>
+        </w:rPr>
+      </w:r>
+    </w:p>
+    <w:p>
+      <w:pPr>
+        <w:rPr/>
+      </w:pPr>
+      <w:r>
+        <w:rPr/>
+        <w:drawing>
+          <wp:inline distB="114300" distT="114300" distL="114300" distR="114300">
+            <wp:extent cx="5731200" cy="3784600"/>
+            <wp:effectExtent b="0" l="0" r="0" t="0"/>
+            <wp:docPr id="9" name="image3.png"/>
+            <a:graphic>
+              <a:graphicData uri="http://schemas.openxmlformats.org/drawingml/2006/picture">
+                <pic:pic>
+                  <pic:nvPicPr>
+                    <pic:cNvPr id="0" name="image3.png"/>
+                    <pic:cNvPicPr preferRelativeResize="0"/>
+                  </pic:nvPicPr>
+                  <pic:blipFill>
+                    <a:blip r:embed="rId19"/>
+                    <a:srcRect b="0" l="0" r="0" t="0"/>
+                    <a:stretch>
+                      <a:fillRect/>
+                    </a:stretch>
+                  </pic:blipFill>
+                  <pic:spPr>
+                    <a:xfrm>
+                      <a:off x="0" y="0"/>
+                      <a:ext cx="5731200" cy="3784600"/>
                     </a:xfrm>
                     <a:prstGeom prst="rect"/>
                     <a:ln/>
@@ -4023,198 +6456,233 @@
     </w:p>
     <w:p>
       <w:pPr>
-        <w:pStyle w:val="Heading1"/>
-        <w:keepNext w:val="0"/>
-        <w:keepLines w:val="0"/>
-        <w:spacing w:before="480" w:lineRule="auto"/>
-        <w:rPr/>
-      </w:pPr>
-      <w:bookmarkStart w:colFirst="0" w:colLast="0" w:name="_rbgq4f8xmy9" w:id="23"/>
-      <w:bookmarkEnd w:id="23"/>
-      <w:r>
-        <w:rPr>
-          <w:b w:val="1"/>
-          <w:bCs w:val="1"/>
-          <w:sz w:val="34"/>
-          <w:szCs w:val="34"/>
-          <w:rtl w:val="0"/>
-        </w:rPr>
-        <w:t xml:space="preserve">Anexo:</w:t>
-      </w:r>
-      <w:r>
-        <w:rPr>
-          <w:rtl w:val="0"/>
-        </w:rPr>
-      </w:r>
-    </w:p>
-    <w:p>
-      <w:pPr>
-        <w:rPr/>
-      </w:pPr>
-      <w:r>
-        <w:rPr>
-          <w:b w:val="1"/>
-          <w:bCs w:val="1"/>
-          <w:sz w:val="26"/>
-          <w:szCs w:val="26"/>
-          <w:rtl w:val="0"/>
-        </w:rPr>
-        <w:t xml:space="preserve">Análisis del proyecto</w:t>
-      </w:r>
-      <w:r>
-        <w:rPr>
-          <w:rtl w:val="0"/>
-        </w:rPr>
-        <w:br w:type="textWrapping"/>
-      </w:r>
-      <w:r>
-        <w:rPr>
-          <w:b w:val="1"/>
-          <w:bCs w:val="1"/>
-          <w:rtl w:val="0"/>
-        </w:rPr>
-        <w:t xml:space="preserve">Impacto Operativo</w:t>
-      </w:r>
-      <w:r>
-        <w:rPr>
-          <w:rtl w:val="0"/>
-        </w:rPr>
-        <w:t xml:space="preserve"> La implementación de Stock Flow bajo la metodología FEFO supone una reducción estimada de hasta un 30% en las pérdidas por mermas durante el primer trimestre de uso. Al automatizar la identificación de lotes críticos, se elimina el error humano en la rotación de productos, permitiendo que el personal se enfoque en la atención al cliente en lugar del control manual de fechas.</w:t>
-      </w:r>
-    </w:p>
-    <w:p>
-      <w:pPr>
-        <w:spacing w:after="240" w:before="240" w:lineRule="auto"/>
-        <w:rPr/>
-      </w:pPr>
-      <w:r>
-        <w:rPr>
-          <w:b w:val="1"/>
-          <w:bCs w:val="1"/>
-          <w:rtl w:val="0"/>
-        </w:rPr>
-        <w:t xml:space="preserve">Escalabilidad y Flexibilidad</w:t>
-      </w:r>
-      <w:r>
-        <w:rPr>
-          <w:rtl w:val="0"/>
-        </w:rPr>
-        <w:t xml:space="preserve"> Aunque el sistema está diseñado inicialmente para el sector minorista (kioscos y almacenes), la arquitectura modular de la base de datos permite una escalabilidad horizontal. Esto significa que Stock Flow puede adaptarse a sectores con lógicas de vencimiento similares, como farmacias o centros de distribución de insumos médicos, simplemente ajustando las categorías de productos y los niveles de alerta.</w:t>
-      </w:r>
-    </w:p>
-    <w:p>
-      <w:pPr>
-        <w:rPr>
-          <w:b w:val="1"/>
-          <w:bCs w:val="1"/>
-          <w:sz w:val="30"/>
-          <w:szCs w:val="30"/>
-        </w:rPr>
-      </w:pPr>
-      <w:r>
-        <w:rPr>
-          <w:b w:val="1"/>
-          <w:bCs w:val="1"/>
-          <w:sz w:val="30"/>
-          <w:szCs w:val="30"/>
-          <w:rtl w:val="0"/>
-        </w:rPr>
-        <w:t xml:space="preserve">Herramientas Utilizadas</w:t>
-      </w:r>
-    </w:p>
-    <w:p>
-      <w:pPr>
-        <w:rPr/>
-      </w:pPr>
-      <w:r>
-        <w:rPr>
-          <w:rtl w:val="0"/>
-        </w:rPr>
-        <w:t xml:space="preserve">Github: </w:t>
-      </w:r>
-      <w:hyperlink r:id="rId8">
-        <w:r>
-          <w:rPr>
-            <w:color w:val="1155cc"/>
-            <w:u w:val="single"/>
-            <w:rtl w:val="0"/>
-          </w:rPr>
-          <w:t xml:space="preserve">https://github.com/Niquit0u/StockFlow.git</w:t>
-        </w:r>
-      </w:hyperlink>
-      <w:r>
-        <w:rPr>
-          <w:rtl w:val="0"/>
-        </w:rPr>
-      </w:r>
-    </w:p>
-    <w:p>
-      <w:pPr>
-        <w:rPr/>
-      </w:pPr>
-      <w:r>
-        <w:rPr>
-          <w:rtl w:val="0"/>
-        </w:rPr>
-        <w:t xml:space="preserve">Gamma: </w:t>
-      </w:r>
-      <w:hyperlink r:id="rId9">
-        <w:r>
-          <w:rPr>
-            <w:color w:val="1155cc"/>
-            <w:u w:val="single"/>
-            <w:rtl w:val="0"/>
-          </w:rPr>
-          <w:t xml:space="preserve">https://gamma.app/docs/STOCK-FLOW-zkttuxn7yjydmci</w:t>
-        </w:r>
-      </w:hyperlink>
-      <w:r>
-        <w:rPr>
-          <w:rtl w:val="0"/>
-        </w:rPr>
-      </w:r>
-    </w:p>
-    <w:p>
-      <w:pPr>
-        <w:rPr/>
-      </w:pPr>
-      <w:r>
-        <w:rPr>
-          <w:rtl w:val="0"/>
-        </w:rPr>
-        <w:t xml:space="preserve">Draw.io: </w:t>
-      </w:r>
-      <w:hyperlink r:id="rId10">
-        <w:r>
-          <w:rPr>
-            <w:color w:val="1155cc"/>
-            <w:u w:val="single"/>
-            <w:rtl w:val="0"/>
-          </w:rPr>
-          <w:t xml:space="preserve">https://drive.google.com/file/d/1Vasv0o0scfcRc-hnS21-xnzDw8JMqMpk/view</w:t>
-        </w:r>
-      </w:hyperlink>
-      <w:r>
-        <w:rPr>
-          <w:rtl w:val="0"/>
-        </w:rPr>
-      </w:r>
-    </w:p>
-    <w:p>
-      <w:pPr>
-        <w:rPr>
-          <w:b w:val="1"/>
-          <w:bCs w:val="1"/>
-          <w:sz w:val="30"/>
-          <w:szCs w:val="30"/>
-        </w:rPr>
-      </w:pPr>
-      <w:r>
-        <w:rPr>
-          <w:rtl w:val="0"/>
-        </w:rPr>
-        <w:t xml:space="preserve">Geminis</w:t>
-      </w:r>
+        <w:rPr/>
+      </w:pPr>
+      <w:r>
+        <w:rPr>
+          <w:rtl w:val="0"/>
+        </w:rPr>
+      </w:r>
+    </w:p>
+    <w:p>
+      <w:pPr>
+        <w:rPr/>
+      </w:pPr>
+      <w:r>
+        <w:rPr>
+          <w:rtl w:val="0"/>
+        </w:rPr>
+      </w:r>
+    </w:p>
+    <w:p>
+      <w:pPr>
+        <w:rPr/>
+      </w:pPr>
+      <w:r>
+        <w:rPr>
+          <w:rtl w:val="0"/>
+        </w:rPr>
+      </w:r>
+    </w:p>
+    <w:p>
+      <w:pPr>
+        <w:rPr/>
+      </w:pPr>
+      <w:r>
+        <w:rPr>
+          <w:rtl w:val="0"/>
+        </w:rPr>
+      </w:r>
+    </w:p>
+    <w:p>
+      <w:pPr>
+        <w:rPr/>
+      </w:pPr>
+      <w:r>
+        <w:rPr>
+          <w:rtl w:val="0"/>
+        </w:rPr>
+      </w:r>
+    </w:p>
+    <w:p>
+      <w:pPr>
+        <w:rPr/>
+      </w:pPr>
+      <w:r>
+        <w:rPr>
+          <w:rtl w:val="0"/>
+        </w:rPr>
+      </w:r>
+    </w:p>
+    <w:p>
+      <w:pPr>
+        <w:rPr/>
+      </w:pPr>
+      <w:r>
+        <w:rPr>
+          <w:rtl w:val="0"/>
+        </w:rPr>
+      </w:r>
+    </w:p>
+    <w:p>
+      <w:pPr>
+        <w:rPr/>
+      </w:pPr>
+      <w:r>
+        <w:rPr>
+          <w:rtl w:val="0"/>
+        </w:rPr>
+      </w:r>
+    </w:p>
+    <w:p>
+      <w:pPr>
+        <w:rPr/>
+      </w:pPr>
+      <w:r>
+        <w:rPr/>
+        <w:drawing>
+          <wp:inline distB="114300" distT="114300" distL="114300" distR="114300">
+            <wp:extent cx="5731200" cy="2667000"/>
+            <wp:effectExtent b="0" l="0" r="0" t="0"/>
+            <wp:docPr id="11" name="image9.png"/>
+            <a:graphic>
+              <a:graphicData uri="http://schemas.openxmlformats.org/drawingml/2006/picture">
+                <pic:pic>
+                  <pic:nvPicPr>
+                    <pic:cNvPr id="0" name="image9.png"/>
+                    <pic:cNvPicPr preferRelativeResize="0"/>
+                  </pic:nvPicPr>
+                  <pic:blipFill>
+                    <a:blip r:embed="rId20"/>
+                    <a:srcRect b="0" l="0" r="0" t="0"/>
+                    <a:stretch>
+                      <a:fillRect/>
+                    </a:stretch>
+                  </pic:blipFill>
+                  <pic:spPr>
+                    <a:xfrm>
+                      <a:off x="0" y="0"/>
+                      <a:ext cx="5731200" cy="2667000"/>
+                    </a:xfrm>
+                    <a:prstGeom prst="rect"/>
+                    <a:ln/>
+                  </pic:spPr>
+                </pic:pic>
+              </a:graphicData>
+            </a:graphic>
+          </wp:inline>
+        </w:drawing>
+      </w:r>
+      <w:r>
+        <w:rPr>
+          <w:rtl w:val="0"/>
+        </w:rPr>
+      </w:r>
+    </w:p>
+    <w:p>
+      <w:pPr>
+        <w:rPr/>
+      </w:pPr>
+      <w:r>
+        <w:rPr>
+          <w:rtl w:val="0"/>
+        </w:rPr>
+      </w:r>
+    </w:p>
+    <w:p>
+      <w:pPr>
+        <w:rPr/>
+      </w:pPr>
+      <w:r>
+        <w:rPr>
+          <w:rtl w:val="0"/>
+        </w:rPr>
+      </w:r>
+    </w:p>
+    <w:p>
+      <w:pPr>
+        <w:rPr/>
+      </w:pPr>
+      <w:r>
+        <w:rPr>
+          <w:rtl w:val="0"/>
+        </w:rPr>
+      </w:r>
+    </w:p>
+    <w:p>
+      <w:pPr>
+        <w:rPr/>
+      </w:pPr>
+      <w:r>
+        <w:rPr>
+          <w:rtl w:val="0"/>
+        </w:rPr>
+      </w:r>
+    </w:p>
+    <w:p>
+      <w:pPr>
+        <w:rPr/>
+      </w:pPr>
+      <w:r>
+        <w:rPr>
+          <w:rtl w:val="0"/>
+        </w:rPr>
+      </w:r>
+    </w:p>
+    <w:p>
+      <w:pPr>
+        <w:rPr/>
+      </w:pPr>
+      <w:r>
+        <w:rPr>
+          <w:rtl w:val="0"/>
+        </w:rPr>
+      </w:r>
+    </w:p>
+    <w:p>
+      <w:pPr>
+        <w:rPr/>
+      </w:pPr>
+      <w:r>
+        <w:rPr>
+          <w:rtl w:val="0"/>
+        </w:rPr>
+      </w:r>
+    </w:p>
+    <w:p>
+      <w:pPr>
+        <w:rPr/>
+      </w:pPr>
+      <w:r>
+        <w:rPr>
+          <w:rtl w:val="0"/>
+        </w:rPr>
+      </w:r>
+    </w:p>
+    <w:p>
+      <w:pPr>
+        <w:rPr/>
+      </w:pPr>
+      <w:r>
+        <w:rPr>
+          <w:rtl w:val="0"/>
+        </w:rPr>
+      </w:r>
+    </w:p>
+    <w:p>
+      <w:pPr>
+        <w:rPr/>
+      </w:pPr>
+      <w:r>
+        <w:rPr>
+          <w:rtl w:val="0"/>
+        </w:rPr>
+      </w:r>
+    </w:p>
+    <w:p>
+      <w:pPr>
+        <w:rPr/>
+      </w:pPr>
       <w:r>
         <w:rPr>
           <w:rtl w:val="0"/>
@@ -4222,7 +6690,6 @@
       </w:r>
     </w:p>
     <w:sectPr>
-      <w:headerReference r:id="rId11" w:type="default"/>
       <w:pgSz w:h="16834" w:w="11909" w:orient="portrait"/>
       <w:pgMar w:bottom="1440" w:top="1440" w:left="1440" w:right="1440" w:header="720" w:footer="720"/>
       <w:pgNumType w:start="1"/>
@@ -4231,21 +6698,6 @@
 </w:document>
 </file>
 
-<file path=word/header1.xml><?xml version="1.0" encoding="utf-8"?>
-<w:hdr xmlns:mc="http://schemas.openxmlformats.org/markup-compatibility/2006" xmlns:o="urn:schemas-microsoft-com:office:office" xmlns:r="http://schemas.openxmlformats.org/officeDocument/2006/relationships" xmlns:m="http://schemas.openxmlformats.org/officeDocument/2006/math" xmlns:v="urn:schemas-microsoft-com:vml" xmlns:wp="http://schemas.openxmlformats.org/drawingml/2006/wordprocessingDrawing" xmlns:w10="urn:schemas-microsoft-com:office:word" xmlns:w="http://schemas.openxmlformats.org/wordprocessingml/2006/main" xmlns:wne="http://schemas.microsoft.com/office/word/2006/wordml" xmlns:sl="http://schemas.openxmlformats.org/schemaLibrary/2006/main" xmlns:a="http://schemas.openxmlformats.org/drawingml/2006/main" xmlns:pic="http://schemas.openxmlformats.org/drawingml/2006/picture" xmlns:c="http://schemas.openxmlformats.org/drawingml/2006/chart" xmlns:lc="http://schemas.openxmlformats.org/drawingml/2006/lockedCanvas" xmlns:dgm="http://schemas.openxmlformats.org/drawingml/2006/diagram" xmlns:wps="http://schemas.microsoft.com/office/word/2010/wordprocessingShape" xmlns:wpg="http://schemas.microsoft.com/office/word/2010/wordprocessingGroup" xmlns:w14="http://schemas.microsoft.com/office/word/2010/wordml" xmlns:w15="http://schemas.microsoft.com/office/word/2012/wordml" xmlns:w16="http://schemas.microsoft.com/office/word/2018/wordml" xmlns:w16cex="http://schemas.microsoft.com/office/word/2018/wordml/cex" xmlns:w16cid="http://schemas.microsoft.com/office/word/2016/wordml/cid" xmlns="http://schemas.microsoft.com/office/tasks/2019/documenttasks" xmlns:cr="http://schemas.microsoft.com/office/comments/2020/reactions">
-  <w:p>
-    <w:pPr>
-      <w:rPr/>
-    </w:pPr>
-    <w:r>
-      <w:rPr>
-        <w:rtl w:val="0"/>
-      </w:rPr>
-    </w:r>
-  </w:p>
-</w:hdr>
-</file>
-
 <file path=word/numbering.xml><?xml version="1.0" encoding="utf-8"?>
 <w:numbering xmlns:mc="http://schemas.openxmlformats.org/markup-compatibility/2006" xmlns:o="urn:schemas-microsoft-com:office:office" xmlns:r="http://schemas.openxmlformats.org/officeDocument/2006/relationships" xmlns:m="http://schemas.openxmlformats.org/officeDocument/2006/math" xmlns:v="urn:schemas-microsoft-com:vml" xmlns:wp="http://schemas.openxmlformats.org/drawingml/2006/wordprocessingDrawing" xmlns:w10="urn:schemas-microsoft-com:office:word" xmlns:w="http://schemas.openxmlformats.org/wordprocessingml/2006/main" xmlns:wne="http://schemas.microsoft.com/office/word/2006/wordml" xmlns:sl="http://schemas.openxmlformats.org/schemaLibrary/2006/main" xmlns:a="http://schemas.openxmlformats.org/drawingml/2006/main" xmlns:pic="http://schemas.openxmlformats.org/drawingml/2006/picture" xmlns:c="http://schemas.openxmlformats.org/drawingml/2006/chart" xmlns:lc="http://schemas.openxmlformats.org/drawingml/2006/lockedCanvas" xmlns:dgm="http://schemas.openxmlformats.org/drawingml/2006/diagram" xmlns:wps="http://schemas.microsoft.com/office/word/2010/wordprocessingShape" xmlns:wpg="http://schemas.microsoft.com/office/word/2010/wordprocessingGroup" xmlns:w14="http://schemas.microsoft.com/office/word/2010/wordml" xmlns:w15="http://schemas.microsoft.com/office/word/2012/wordml" xmlns:w16="http://schemas.microsoft.com/office/word/2018/wordml" xmlns:w16cex="http://schemas.microsoft.com/office/word/2018/wordml/cex" xmlns:w16cid="http://schemas.microsoft.com/office/word/2016/wordml/cid" xmlns="http://schemas.microsoft.com/office/tasks/2019/documenttasks" xmlns:cr="http://schemas.microsoft.com/office/comments/2020/reactions">
   <w:abstractNum w:abstractNumId="1">
@@ -5461,22 +7913,25 @@
   <w:abstractNum w:abstractNumId="12">
     <w:lvl w:ilvl="0">
       <w:start w:val="1"/>
+      <w:numFmt w:val="decimal"/>
+      <w:lvlText w:val="%1."/>
+      <w:lvlJc w:val="left"/>
+      <w:pPr>
+        <w:ind w:left="720" w:hanging="360"/>
+      </w:pPr>
+      <w:rPr>
+        <w:rFonts w:ascii="Arial" w:cs="Arial" w:eastAsia="Arial" w:hAnsi="Arial"/>
+        <w:b w:val="1"/>
+        <w:bCs w:val="1"/>
+        <w:u w:val="none"/>
+      </w:rPr>
+    </w:lvl>
+    <w:lvl w:ilvl="1">
+      <w:start w:val="1"/>
       <w:numFmt w:val="bullet"/>
       <w:lvlText w:val="●"/>
       <w:lvlJc w:val="left"/>
       <w:pPr>
-        <w:ind w:left="720" w:hanging="360"/>
-      </w:pPr>
-      <w:rPr>
-        <w:u w:val="none"/>
-      </w:rPr>
-    </w:lvl>
-    <w:lvl w:ilvl="1">
-      <w:start w:val="1"/>
-      <w:numFmt w:val="bullet"/>
-      <w:lvlText w:val="○"/>
-      <w:lvlJc w:val="left"/>
-      <w:pPr>
         <w:ind w:left="1440" w:hanging="360"/>
       </w:pPr>
       <w:rPr>
@@ -5485,20 +7940,23 @@
     </w:lvl>
     <w:lvl w:ilvl="2">
       <w:start w:val="1"/>
-      <w:numFmt w:val="bullet"/>
-      <w:lvlText w:val="■"/>
+      <w:numFmt w:val="decimal"/>
+      <w:lvlText w:val="%3."/>
       <w:lvlJc w:val="left"/>
       <w:pPr>
         <w:ind w:left="2160" w:hanging="360"/>
       </w:pPr>
       <w:rPr>
+        <w:rFonts w:ascii="Arial" w:cs="Arial" w:eastAsia="Arial" w:hAnsi="Arial"/>
+        <w:b w:val="0"/>
+        <w:bCs w:val="0"/>
         <w:u w:val="none"/>
       </w:rPr>
     </w:lvl>
     <w:lvl w:ilvl="3">
       <w:start w:val="1"/>
-      <w:numFmt w:val="bullet"/>
-      <w:lvlText w:val="●"/>
+      <w:numFmt w:val="decimal"/>
+      <w:lvlText w:val="%4."/>
       <w:lvlJc w:val="left"/>
       <w:pPr>
         <w:ind w:left="2880" w:hanging="360"/>
@@ -5509,8 +7967,8 @@
     </w:lvl>
     <w:lvl w:ilvl="4">
       <w:start w:val="1"/>
-      <w:numFmt w:val="bullet"/>
-      <w:lvlText w:val="○"/>
+      <w:numFmt w:val="lowerLetter"/>
+      <w:lvlText w:val="%5."/>
       <w:lvlJc w:val="left"/>
       <w:pPr>
         <w:ind w:left="3600" w:hanging="360"/>
@@ -5521,9 +7979,9 @@
     </w:lvl>
     <w:lvl w:ilvl="5">
       <w:start w:val="1"/>
-      <w:numFmt w:val="bullet"/>
-      <w:lvlText w:val="■"/>
-      <w:lvlJc w:val="left"/>
+      <w:numFmt w:val="lowerRoman"/>
+      <w:lvlText w:val="%6."/>
+      <w:lvlJc w:val="right"/>
       <w:pPr>
         <w:ind w:left="4320" w:hanging="360"/>
       </w:pPr>
@@ -5533,8 +7991,8 @@
     </w:lvl>
     <w:lvl w:ilvl="6">
       <w:start w:val="1"/>
-      <w:numFmt w:val="bullet"/>
-      <w:lvlText w:val="●"/>
+      <w:numFmt w:val="decimal"/>
+      <w:lvlText w:val="%7."/>
       <w:lvlJc w:val="left"/>
       <w:pPr>
         <w:ind w:left="5040" w:hanging="360"/>
@@ -5545,8 +8003,8 @@
     </w:lvl>
     <w:lvl w:ilvl="7">
       <w:start w:val="1"/>
-      <w:numFmt w:val="bullet"/>
-      <w:lvlText w:val="○"/>
+      <w:numFmt w:val="lowerLetter"/>
+      <w:lvlText w:val="%8."/>
       <w:lvlJc w:val="left"/>
       <w:pPr>
         <w:ind w:left="5760" w:hanging="360"/>
@@ -5557,9 +8015,9 @@
     </w:lvl>
     <w:lvl w:ilvl="8">
       <w:start w:val="1"/>
-      <w:numFmt w:val="bullet"/>
-      <w:lvlText w:val="■"/>
-      <w:lvlJc w:val="left"/>
+      <w:numFmt w:val="lowerRoman"/>
+      <w:lvlText w:val="%9."/>
+      <w:lvlJc w:val="right"/>
       <w:pPr>
         <w:ind w:left="6480" w:hanging="360"/>
       </w:pPr>
@@ -5595,8 +8053,8 @@
     </w:lvl>
     <w:lvl w:ilvl="2">
       <w:start w:val="1"/>
-      <w:numFmt w:val="bullet"/>
-      <w:lvlText w:val="■"/>
+      <w:numFmt w:val="decimal"/>
+      <w:lvlText w:val="%3."/>
       <w:lvlJc w:val="left"/>
       <w:pPr>
         <w:ind w:left="2160" w:hanging="360"/>
@@ -5705,8 +8163,8 @@
     </w:lvl>
     <w:lvl w:ilvl="2">
       <w:start w:val="1"/>
-      <w:numFmt w:val="bullet"/>
-      <w:lvlText w:val="■"/>
+      <w:numFmt w:val="decimal"/>
+      <w:lvlText w:val="%3."/>
       <w:lvlJc w:val="left"/>
       <w:pPr>
         <w:ind w:left="2160" w:hanging="360"/>
@@ -5901,6 +8359,446 @@
   <w:abstractNum w:abstractNumId="16">
     <w:lvl w:ilvl="0">
       <w:start w:val="1"/>
+      <w:numFmt w:val="bullet"/>
+      <w:lvlText w:val="●"/>
+      <w:lvlJc w:val="left"/>
+      <w:pPr>
+        <w:ind w:left="720" w:hanging="360"/>
+      </w:pPr>
+      <w:rPr>
+        <w:u w:val="none"/>
+      </w:rPr>
+    </w:lvl>
+    <w:lvl w:ilvl="1">
+      <w:start w:val="1"/>
+      <w:numFmt w:val="bullet"/>
+      <w:lvlText w:val="○"/>
+      <w:lvlJc w:val="left"/>
+      <w:pPr>
+        <w:ind w:left="1440" w:hanging="360"/>
+      </w:pPr>
+      <w:rPr>
+        <w:u w:val="none"/>
+      </w:rPr>
+    </w:lvl>
+    <w:lvl w:ilvl="2">
+      <w:start w:val="1"/>
+      <w:numFmt w:val="bullet"/>
+      <w:lvlText w:val="■"/>
+      <w:lvlJc w:val="left"/>
+      <w:pPr>
+        <w:ind w:left="2160" w:hanging="360"/>
+      </w:pPr>
+      <w:rPr>
+        <w:u w:val="none"/>
+      </w:rPr>
+    </w:lvl>
+    <w:lvl w:ilvl="3">
+      <w:start w:val="1"/>
+      <w:numFmt w:val="bullet"/>
+      <w:lvlText w:val="●"/>
+      <w:lvlJc w:val="left"/>
+      <w:pPr>
+        <w:ind w:left="2880" w:hanging="360"/>
+      </w:pPr>
+      <w:rPr>
+        <w:u w:val="none"/>
+      </w:rPr>
+    </w:lvl>
+    <w:lvl w:ilvl="4">
+      <w:start w:val="1"/>
+      <w:numFmt w:val="bullet"/>
+      <w:lvlText w:val="○"/>
+      <w:lvlJc w:val="left"/>
+      <w:pPr>
+        <w:ind w:left="3600" w:hanging="360"/>
+      </w:pPr>
+      <w:rPr>
+        <w:u w:val="none"/>
+      </w:rPr>
+    </w:lvl>
+    <w:lvl w:ilvl="5">
+      <w:start w:val="1"/>
+      <w:numFmt w:val="bullet"/>
+      <w:lvlText w:val="■"/>
+      <w:lvlJc w:val="left"/>
+      <w:pPr>
+        <w:ind w:left="4320" w:hanging="360"/>
+      </w:pPr>
+      <w:rPr>
+        <w:u w:val="none"/>
+      </w:rPr>
+    </w:lvl>
+    <w:lvl w:ilvl="6">
+      <w:start w:val="1"/>
+      <w:numFmt w:val="bullet"/>
+      <w:lvlText w:val="●"/>
+      <w:lvlJc w:val="left"/>
+      <w:pPr>
+        <w:ind w:left="5040" w:hanging="360"/>
+      </w:pPr>
+      <w:rPr>
+        <w:u w:val="none"/>
+      </w:rPr>
+    </w:lvl>
+    <w:lvl w:ilvl="7">
+      <w:start w:val="1"/>
+      <w:numFmt w:val="bullet"/>
+      <w:lvlText w:val="○"/>
+      <w:lvlJc w:val="left"/>
+      <w:pPr>
+        <w:ind w:left="5760" w:hanging="360"/>
+      </w:pPr>
+      <w:rPr>
+        <w:u w:val="none"/>
+      </w:rPr>
+    </w:lvl>
+    <w:lvl w:ilvl="8">
+      <w:start w:val="1"/>
+      <w:numFmt w:val="bullet"/>
+      <w:lvlText w:val="■"/>
+      <w:lvlJc w:val="left"/>
+      <w:pPr>
+        <w:ind w:left="6480" w:hanging="360"/>
+      </w:pPr>
+      <w:rPr>
+        <w:u w:val="none"/>
+      </w:rPr>
+    </w:lvl>
+  </w:abstractNum>
+  <w:abstractNum w:abstractNumId="17">
+    <w:lvl w:ilvl="0">
+      <w:start w:val="1"/>
+      <w:numFmt w:val="bullet"/>
+      <w:lvlText w:val="●"/>
+      <w:lvlJc w:val="left"/>
+      <w:pPr>
+        <w:ind w:left="720" w:hanging="360"/>
+      </w:pPr>
+      <w:rPr>
+        <w:u w:val="none"/>
+      </w:rPr>
+    </w:lvl>
+    <w:lvl w:ilvl="1">
+      <w:start w:val="1"/>
+      <w:numFmt w:val="bullet"/>
+      <w:lvlText w:val="○"/>
+      <w:lvlJc w:val="left"/>
+      <w:pPr>
+        <w:ind w:left="1440" w:hanging="360"/>
+      </w:pPr>
+      <w:rPr>
+        <w:u w:val="none"/>
+      </w:rPr>
+    </w:lvl>
+    <w:lvl w:ilvl="2">
+      <w:start w:val="1"/>
+      <w:numFmt w:val="bullet"/>
+      <w:lvlText w:val="■"/>
+      <w:lvlJc w:val="left"/>
+      <w:pPr>
+        <w:ind w:left="2160" w:hanging="360"/>
+      </w:pPr>
+      <w:rPr>
+        <w:u w:val="none"/>
+      </w:rPr>
+    </w:lvl>
+    <w:lvl w:ilvl="3">
+      <w:start w:val="1"/>
+      <w:numFmt w:val="bullet"/>
+      <w:lvlText w:val="●"/>
+      <w:lvlJc w:val="left"/>
+      <w:pPr>
+        <w:ind w:left="2880" w:hanging="360"/>
+      </w:pPr>
+      <w:rPr>
+        <w:u w:val="none"/>
+      </w:rPr>
+    </w:lvl>
+    <w:lvl w:ilvl="4">
+      <w:start w:val="1"/>
+      <w:numFmt w:val="bullet"/>
+      <w:lvlText w:val="○"/>
+      <w:lvlJc w:val="left"/>
+      <w:pPr>
+        <w:ind w:left="3600" w:hanging="360"/>
+      </w:pPr>
+      <w:rPr>
+        <w:u w:val="none"/>
+      </w:rPr>
+    </w:lvl>
+    <w:lvl w:ilvl="5">
+      <w:start w:val="1"/>
+      <w:numFmt w:val="bullet"/>
+      <w:lvlText w:val="■"/>
+      <w:lvlJc w:val="left"/>
+      <w:pPr>
+        <w:ind w:left="4320" w:hanging="360"/>
+      </w:pPr>
+      <w:rPr>
+        <w:u w:val="none"/>
+      </w:rPr>
+    </w:lvl>
+    <w:lvl w:ilvl="6">
+      <w:start w:val="1"/>
+      <w:numFmt w:val="bullet"/>
+      <w:lvlText w:val="●"/>
+      <w:lvlJc w:val="left"/>
+      <w:pPr>
+        <w:ind w:left="5040" w:hanging="360"/>
+      </w:pPr>
+      <w:rPr>
+        <w:u w:val="none"/>
+      </w:rPr>
+    </w:lvl>
+    <w:lvl w:ilvl="7">
+      <w:start w:val="1"/>
+      <w:numFmt w:val="bullet"/>
+      <w:lvlText w:val="○"/>
+      <w:lvlJc w:val="left"/>
+      <w:pPr>
+        <w:ind w:left="5760" w:hanging="360"/>
+      </w:pPr>
+      <w:rPr>
+        <w:u w:val="none"/>
+      </w:rPr>
+    </w:lvl>
+    <w:lvl w:ilvl="8">
+      <w:start w:val="1"/>
+      <w:numFmt w:val="bullet"/>
+      <w:lvlText w:val="■"/>
+      <w:lvlJc w:val="left"/>
+      <w:pPr>
+        <w:ind w:left="6480" w:hanging="360"/>
+      </w:pPr>
+      <w:rPr>
+        <w:u w:val="none"/>
+      </w:rPr>
+    </w:lvl>
+  </w:abstractNum>
+  <w:abstractNum w:abstractNumId="18">
+    <w:lvl w:ilvl="0">
+      <w:start w:val="1"/>
+      <w:numFmt w:val="bullet"/>
+      <w:lvlText w:val="●"/>
+      <w:lvlJc w:val="left"/>
+      <w:pPr>
+        <w:ind w:left="720" w:hanging="360"/>
+      </w:pPr>
+      <w:rPr>
+        <w:u w:val="none"/>
+      </w:rPr>
+    </w:lvl>
+    <w:lvl w:ilvl="1">
+      <w:start w:val="1"/>
+      <w:numFmt w:val="bullet"/>
+      <w:lvlText w:val="○"/>
+      <w:lvlJc w:val="left"/>
+      <w:pPr>
+        <w:ind w:left="1440" w:hanging="360"/>
+      </w:pPr>
+      <w:rPr>
+        <w:u w:val="none"/>
+      </w:rPr>
+    </w:lvl>
+    <w:lvl w:ilvl="2">
+      <w:start w:val="1"/>
+      <w:numFmt w:val="bullet"/>
+      <w:lvlText w:val="■"/>
+      <w:lvlJc w:val="left"/>
+      <w:pPr>
+        <w:ind w:left="2160" w:hanging="360"/>
+      </w:pPr>
+      <w:rPr>
+        <w:u w:val="none"/>
+      </w:rPr>
+    </w:lvl>
+    <w:lvl w:ilvl="3">
+      <w:start w:val="1"/>
+      <w:numFmt w:val="bullet"/>
+      <w:lvlText w:val="●"/>
+      <w:lvlJc w:val="left"/>
+      <w:pPr>
+        <w:ind w:left="2880" w:hanging="360"/>
+      </w:pPr>
+      <w:rPr>
+        <w:u w:val="none"/>
+      </w:rPr>
+    </w:lvl>
+    <w:lvl w:ilvl="4">
+      <w:start w:val="1"/>
+      <w:numFmt w:val="bullet"/>
+      <w:lvlText w:val="○"/>
+      <w:lvlJc w:val="left"/>
+      <w:pPr>
+        <w:ind w:left="3600" w:hanging="360"/>
+      </w:pPr>
+      <w:rPr>
+        <w:u w:val="none"/>
+      </w:rPr>
+    </w:lvl>
+    <w:lvl w:ilvl="5">
+      <w:start w:val="1"/>
+      <w:numFmt w:val="bullet"/>
+      <w:lvlText w:val="■"/>
+      <w:lvlJc w:val="left"/>
+      <w:pPr>
+        <w:ind w:left="4320" w:hanging="360"/>
+      </w:pPr>
+      <w:rPr>
+        <w:u w:val="none"/>
+      </w:rPr>
+    </w:lvl>
+    <w:lvl w:ilvl="6">
+      <w:start w:val="1"/>
+      <w:numFmt w:val="bullet"/>
+      <w:lvlText w:val="●"/>
+      <w:lvlJc w:val="left"/>
+      <w:pPr>
+        <w:ind w:left="5040" w:hanging="360"/>
+      </w:pPr>
+      <w:rPr>
+        <w:u w:val="none"/>
+      </w:rPr>
+    </w:lvl>
+    <w:lvl w:ilvl="7">
+      <w:start w:val="1"/>
+      <w:numFmt w:val="bullet"/>
+      <w:lvlText w:val="○"/>
+      <w:lvlJc w:val="left"/>
+      <w:pPr>
+        <w:ind w:left="5760" w:hanging="360"/>
+      </w:pPr>
+      <w:rPr>
+        <w:u w:val="none"/>
+      </w:rPr>
+    </w:lvl>
+    <w:lvl w:ilvl="8">
+      <w:start w:val="1"/>
+      <w:numFmt w:val="bullet"/>
+      <w:lvlText w:val="■"/>
+      <w:lvlJc w:val="left"/>
+      <w:pPr>
+        <w:ind w:left="6480" w:hanging="360"/>
+      </w:pPr>
+      <w:rPr>
+        <w:u w:val="none"/>
+      </w:rPr>
+    </w:lvl>
+  </w:abstractNum>
+  <w:abstractNum w:abstractNumId="19">
+    <w:lvl w:ilvl="0">
+      <w:start w:val="1"/>
+      <w:numFmt w:val="bullet"/>
+      <w:lvlText w:val="●"/>
+      <w:lvlJc w:val="left"/>
+      <w:pPr>
+        <w:ind w:left="720" w:hanging="360"/>
+      </w:pPr>
+      <w:rPr>
+        <w:u w:val="none"/>
+      </w:rPr>
+    </w:lvl>
+    <w:lvl w:ilvl="1">
+      <w:start w:val="1"/>
+      <w:numFmt w:val="bullet"/>
+      <w:lvlText w:val="○"/>
+      <w:lvlJc w:val="left"/>
+      <w:pPr>
+        <w:ind w:left="1440" w:hanging="360"/>
+      </w:pPr>
+      <w:rPr>
+        <w:u w:val="none"/>
+      </w:rPr>
+    </w:lvl>
+    <w:lvl w:ilvl="2">
+      <w:start w:val="1"/>
+      <w:numFmt w:val="decimal"/>
+      <w:lvlText w:val="%3."/>
+      <w:lvlJc w:val="left"/>
+      <w:pPr>
+        <w:ind w:left="2160" w:hanging="360"/>
+      </w:pPr>
+      <w:rPr>
+        <w:u w:val="none"/>
+      </w:rPr>
+    </w:lvl>
+    <w:lvl w:ilvl="3">
+      <w:start w:val="1"/>
+      <w:numFmt w:val="bullet"/>
+      <w:lvlText w:val="●"/>
+      <w:lvlJc w:val="left"/>
+      <w:pPr>
+        <w:ind w:left="2880" w:hanging="360"/>
+      </w:pPr>
+      <w:rPr>
+        <w:u w:val="none"/>
+      </w:rPr>
+    </w:lvl>
+    <w:lvl w:ilvl="4">
+      <w:start w:val="1"/>
+      <w:numFmt w:val="bullet"/>
+      <w:lvlText w:val="○"/>
+      <w:lvlJc w:val="left"/>
+      <w:pPr>
+        <w:ind w:left="3600" w:hanging="360"/>
+      </w:pPr>
+      <w:rPr>
+        <w:u w:val="none"/>
+      </w:rPr>
+    </w:lvl>
+    <w:lvl w:ilvl="5">
+      <w:start w:val="1"/>
+      <w:numFmt w:val="bullet"/>
+      <w:lvlText w:val="■"/>
+      <w:lvlJc w:val="left"/>
+      <w:pPr>
+        <w:ind w:left="4320" w:hanging="360"/>
+      </w:pPr>
+      <w:rPr>
+        <w:u w:val="none"/>
+      </w:rPr>
+    </w:lvl>
+    <w:lvl w:ilvl="6">
+      <w:start w:val="1"/>
+      <w:numFmt w:val="bullet"/>
+      <w:lvlText w:val="●"/>
+      <w:lvlJc w:val="left"/>
+      <w:pPr>
+        <w:ind w:left="5040" w:hanging="360"/>
+      </w:pPr>
+      <w:rPr>
+        <w:u w:val="none"/>
+      </w:rPr>
+    </w:lvl>
+    <w:lvl w:ilvl="7">
+      <w:start w:val="1"/>
+      <w:numFmt w:val="bullet"/>
+      <w:lvlText w:val="○"/>
+      <w:lvlJc w:val="left"/>
+      <w:pPr>
+        <w:ind w:left="5760" w:hanging="360"/>
+      </w:pPr>
+      <w:rPr>
+        <w:u w:val="none"/>
+      </w:rPr>
+    </w:lvl>
+    <w:lvl w:ilvl="8">
+      <w:start w:val="1"/>
+      <w:numFmt w:val="bullet"/>
+      <w:lvlText w:val="■"/>
+      <w:lvlJc w:val="left"/>
+      <w:pPr>
+        <w:ind w:left="6480" w:hanging="360"/>
+      </w:pPr>
+      <w:rPr>
+        <w:u w:val="none"/>
+      </w:rPr>
+    </w:lvl>
+  </w:abstractNum>
+  <w:abstractNum w:abstractNumId="20">
+    <w:lvl w:ilvl="0">
+      <w:start w:val="1"/>
       <w:numFmt w:val="decimal"/>
       <w:lvlText w:val="%1."/>
       <w:lvlJc w:val="left"/>
@@ -5999,6 +8897,116 @@
       <w:start w:val="1"/>
       <w:numFmt w:val="lowerRoman"/>
       <w:lvlText w:val="%9."/>
+      <w:lvlJc w:val="left"/>
+      <w:pPr>
+        <w:ind w:left="6480" w:hanging="360"/>
+      </w:pPr>
+      <w:rPr>
+        <w:u w:val="none"/>
+      </w:rPr>
+    </w:lvl>
+  </w:abstractNum>
+  <w:abstractNum w:abstractNumId="21">
+    <w:lvl w:ilvl="0">
+      <w:start w:val="1"/>
+      <w:numFmt w:val="bullet"/>
+      <w:lvlText w:val="●"/>
+      <w:lvlJc w:val="left"/>
+      <w:pPr>
+        <w:ind w:left="720" w:hanging="360"/>
+      </w:pPr>
+      <w:rPr>
+        <w:u w:val="none"/>
+      </w:rPr>
+    </w:lvl>
+    <w:lvl w:ilvl="1">
+      <w:start w:val="1"/>
+      <w:numFmt w:val="bullet"/>
+      <w:lvlText w:val="○"/>
+      <w:lvlJc w:val="left"/>
+      <w:pPr>
+        <w:ind w:left="1440" w:hanging="360"/>
+      </w:pPr>
+      <w:rPr>
+        <w:u w:val="none"/>
+      </w:rPr>
+    </w:lvl>
+    <w:lvl w:ilvl="2">
+      <w:start w:val="1"/>
+      <w:numFmt w:val="decimal"/>
+      <w:lvlText w:val="%3."/>
+      <w:lvlJc w:val="left"/>
+      <w:pPr>
+        <w:ind w:left="2160" w:hanging="360"/>
+      </w:pPr>
+      <w:rPr>
+        <w:u w:val="none"/>
+      </w:rPr>
+    </w:lvl>
+    <w:lvl w:ilvl="3">
+      <w:start w:val="1"/>
+      <w:numFmt w:val="bullet"/>
+      <w:lvlText w:val="●"/>
+      <w:lvlJc w:val="left"/>
+      <w:pPr>
+        <w:ind w:left="2880" w:hanging="360"/>
+      </w:pPr>
+      <w:rPr>
+        <w:u w:val="none"/>
+      </w:rPr>
+    </w:lvl>
+    <w:lvl w:ilvl="4">
+      <w:start w:val="1"/>
+      <w:numFmt w:val="bullet"/>
+      <w:lvlText w:val="○"/>
+      <w:lvlJc w:val="left"/>
+      <w:pPr>
+        <w:ind w:left="3600" w:hanging="360"/>
+      </w:pPr>
+      <w:rPr>
+        <w:u w:val="none"/>
+      </w:rPr>
+    </w:lvl>
+    <w:lvl w:ilvl="5">
+      <w:start w:val="1"/>
+      <w:numFmt w:val="bullet"/>
+      <w:lvlText w:val="■"/>
+      <w:lvlJc w:val="left"/>
+      <w:pPr>
+        <w:ind w:left="4320" w:hanging="360"/>
+      </w:pPr>
+      <w:rPr>
+        <w:u w:val="none"/>
+      </w:rPr>
+    </w:lvl>
+    <w:lvl w:ilvl="6">
+      <w:start w:val="1"/>
+      <w:numFmt w:val="bullet"/>
+      <w:lvlText w:val="●"/>
+      <w:lvlJc w:val="left"/>
+      <w:pPr>
+        <w:ind w:left="5040" w:hanging="360"/>
+      </w:pPr>
+      <w:rPr>
+        <w:u w:val="none"/>
+      </w:rPr>
+    </w:lvl>
+    <w:lvl w:ilvl="7">
+      <w:start w:val="1"/>
+      <w:numFmt w:val="bullet"/>
+      <w:lvlText w:val="○"/>
+      <w:lvlJc w:val="left"/>
+      <w:pPr>
+        <w:ind w:left="5760" w:hanging="360"/>
+      </w:pPr>
+      <w:rPr>
+        <w:u w:val="none"/>
+      </w:rPr>
+    </w:lvl>
+    <w:lvl w:ilvl="8">
+      <w:start w:val="1"/>
+      <w:numFmt w:val="bullet"/>
+      <w:lvlText w:val="■"/>
       <w:lvlJc w:val="left"/>
       <w:pPr>
         <w:ind w:left="6480" w:hanging="360"/>
@@ -6055,6 +9063,21 @@
   </w:num>
   <w:num w:numId="16">
     <w:abstractNumId w:val="16"/>
+  </w:num>
+  <w:num w:numId="17">
+    <w:abstractNumId w:val="17"/>
+  </w:num>
+  <w:num w:numId="18">
+    <w:abstractNumId w:val="18"/>
+  </w:num>
+  <w:num w:numId="19">
+    <w:abstractNumId w:val="19"/>
+  </w:num>
+  <w:num w:numId="20">
+    <w:abstractNumId w:val="20"/>
+  </w:num>
+  <w:num w:numId="21">
+    <w:abstractNumId w:val="21"/>
   </w:num>
 </w:numbering>
 </file>
